--- a/lessons/8-5/readiness/practice.docx
+++ b/lessons/8-5/readiness/practice.docx
@@ -86,7 +86,1259 @@
     </w:p>
     <w:p>
       <w:pPr>
-        <w:spacing w:after="120" w:before="0"/>
+        <w:spacing w:after="60" w:before="120"/>
+      </w:pPr>
+      <w:r>
+        <w:rPr>
+          <w:b/>
+          <w:bCs/>
+          <w:color w:val="0F2B3C"/>
+          <w:sz w:val="24"/>
+          <w:szCs w:val="24"/>
+        </w:rPr>
+        <w:t xml:space="preserve">Vocabulary Anchor Box</w:t>
+      </w:r>
+    </w:p>
+    <w:tbl>
+      <w:tblPr>
+        <w:tblW w:type="dxa" w:w="9360"/>
+        <w:tblBorders>
+          <w:top w:val="single" w:color="C7D2DD" w:sz="6"/>
+          <w:left w:val="single" w:color="C7D2DD" w:sz="6"/>
+          <w:bottom w:val="single" w:color="C7D2DD" w:sz="6"/>
+          <w:right w:val="single" w:color="C7D2DD" w:sz="6"/>
+          <w:insideH w:val="single" w:color="C7D2DD" w:sz="6"/>
+          <w:insideV w:val="single" w:color="C7D2DD" w:sz="6"/>
+        </w:tblBorders>
+      </w:tblPr>
+      <w:tblGrid>
+        <w:gridCol w:w="1800"/>
+        <w:gridCol w:w="3160"/>
+        <w:gridCol w:w="2200"/>
+        <w:gridCol w:w="2200"/>
+      </w:tblGrid>
+      <w:tr>
+        <w:trPr>
+          <w:cantSplit/>
+          <w:tblHeader/>
+        </w:trPr>
+        <w:tc>
+          <w:tcPr>
+            <w:tcW w:type="dxa" w:w="1800"/>
+            <w:shd w:fill="EEF4F8" w:color="auto" w:val="clear"/>
+            <w:tcMar>
+              <w:top w:type="dxa" w:w="60"/>
+              <w:left w:type="dxa" w:w="100"/>
+              <w:bottom w:type="dxa" w:w="60"/>
+              <w:right w:type="dxa" w:w="100"/>
+            </w:tcMar>
+          </w:tcPr>
+          <w:p>
+            <w:pPr>
+              <w:spacing w:after="0" w:before="0"/>
+            </w:pPr>
+            <w:r>
+              <w:rPr>
+                <w:b/>
+                <w:bCs/>
+                <w:color w:val="0F2B3C"/>
+                <w:sz w:val="18"/>
+                <w:szCs w:val="18"/>
+              </w:rPr>
+              <w:t xml:space="preserve">Concept Term</w:t>
+            </w:r>
+          </w:p>
+        </w:tc>
+        <w:tc>
+          <w:tcPr>
+            <w:tcW w:type="dxa" w:w="3160"/>
+            <w:shd w:fill="EEF4F8" w:color="auto" w:val="clear"/>
+            <w:tcMar>
+              <w:top w:type="dxa" w:w="60"/>
+              <w:left w:type="dxa" w:w="100"/>
+              <w:bottom w:type="dxa" w:w="60"/>
+              <w:right w:type="dxa" w:w="100"/>
+            </w:tcMar>
+          </w:tcPr>
+          <w:p>
+            <w:pPr>
+              <w:spacing w:after="0" w:before="0"/>
+            </w:pPr>
+            <w:r>
+              <w:rPr>
+                <w:b/>
+                <w:bCs/>
+                <w:color w:val="0F2B3C"/>
+                <w:sz w:val="18"/>
+                <w:szCs w:val="18"/>
+              </w:rPr>
+              <w:t xml:space="preserve">Student-Friendly Definition</w:t>
+            </w:r>
+          </w:p>
+        </w:tc>
+        <w:tc>
+          <w:tcPr>
+            <w:tcW w:type="dxa" w:w="2200"/>
+            <w:shd w:fill="EEF4F8" w:color="auto" w:val="clear"/>
+            <w:tcMar>
+              <w:top w:type="dxa" w:w="60"/>
+              <w:left w:type="dxa" w:w="100"/>
+              <w:bottom w:type="dxa" w:w="60"/>
+              <w:right w:type="dxa" w:w="100"/>
+            </w:tcMar>
+          </w:tcPr>
+          <w:p>
+            <w:pPr>
+              <w:spacing w:after="0" w:before="0"/>
+            </w:pPr>
+            <w:r>
+              <w:rPr>
+                <w:b/>
+                <w:bCs/>
+                <w:color w:val="0F2B3C"/>
+                <w:sz w:val="18"/>
+                <w:szCs w:val="18"/>
+              </w:rPr>
+              <w:t xml:space="preserve">Non-Example</w:t>
+            </w:r>
+          </w:p>
+        </w:tc>
+        <w:tc>
+          <w:tcPr>
+            <w:tcW w:type="dxa" w:w="2200"/>
+            <w:shd w:fill="EEF4F8" w:color="auto" w:val="clear"/>
+            <w:tcMar>
+              <w:top w:type="dxa" w:w="60"/>
+              <w:left w:type="dxa" w:w="100"/>
+              <w:bottom w:type="dxa" w:w="60"/>
+              <w:right w:type="dxa" w:w="100"/>
+            </w:tcMar>
+          </w:tcPr>
+          <w:p>
+            <w:pPr>
+              <w:spacing w:after="0" w:before="0"/>
+            </w:pPr>
+            <w:r>
+              <w:rPr>
+                <w:b/>
+                <w:bCs/>
+                <w:color w:val="0F2B3C"/>
+                <w:sz w:val="18"/>
+                <w:szCs w:val="18"/>
+              </w:rPr>
+              <w:t xml:space="preserve">Visual Clue</w:t>
+            </w:r>
+          </w:p>
+        </w:tc>
+      </w:tr>
+      <w:tr>
+        <w:trPr>
+          <w:cantSplit/>
+        </w:trPr>
+        <w:tc>
+          <w:tcPr>
+            <w:tcW w:type="dxa" w:w="1800"/>
+            <w:tcMar>
+              <w:top w:type="dxa" w:w="60"/>
+              <w:left w:type="dxa" w:w="100"/>
+              <w:bottom w:type="dxa" w:w="60"/>
+              <w:right w:type="dxa" w:w="100"/>
+            </w:tcMar>
+            <w:vAlign w:val="top"/>
+          </w:tcPr>
+          <w:p>
+            <w:pPr>
+              <w:spacing w:after="20" w:before="0"/>
+            </w:pPr>
+            <w:r>
+              <w:rPr>
+                <w:b/>
+                <w:bCs/>
+                <w:color w:val="0F2B3C"/>
+                <w:sz w:val="20"/>
+                <w:szCs w:val="20"/>
+              </w:rPr>
+              <w:t xml:space="preserve">Graph Inequalities</w:t>
+            </w:r>
+          </w:p>
+          <w:p>
+            <w:pPr>
+              <w:spacing w:after="0" w:before="0"/>
+            </w:pPr>
+            <w:r>
+              <w:rPr>
+                <w:i/>
+                <w:iCs/>
+                <w:color w:val="5E6E7E"/>
+                <w:sz w:val="18"/>
+                <w:szCs w:val="18"/>
+              </w:rPr>
+              <w:t xml:space="preserve">Representar desigualdades en una recta numérica</w:t>
+            </w:r>
+          </w:p>
+        </w:tc>
+        <w:tc>
+          <w:tcPr>
+            <w:tcW w:type="dxa" w:w="3160"/>
+            <w:tcMar>
+              <w:top w:type="dxa" w:w="60"/>
+              <w:left w:type="dxa" w:w="100"/>
+              <w:bottom w:type="dxa" w:w="60"/>
+              <w:right w:type="dxa" w:w="100"/>
+            </w:tcMar>
+            <w:vAlign w:val="top"/>
+          </w:tcPr>
+          <w:p>
+            <w:pPr>
+              <w:spacing w:after="0" w:before="0"/>
+            </w:pPr>
+            <w:r>
+              <w:rPr>
+                <w:sz w:val="19"/>
+                <w:szCs w:val="19"/>
+              </w:rPr>
+              <w:t xml:space="preserve">Show every solution to an inequality on a number line with a boundary point and an arrow.</w:t>
+            </w:r>
+          </w:p>
+        </w:tc>
+        <w:tc>
+          <w:tcPr>
+            <w:tcW w:type="dxa" w:w="2200"/>
+            <w:tcMar>
+              <w:top w:type="dxa" w:w="60"/>
+              <w:left w:type="dxa" w:w="100"/>
+              <w:bottom w:type="dxa" w:w="60"/>
+              <w:right w:type="dxa" w:w="100"/>
+            </w:tcMar>
+            <w:vAlign w:val="top"/>
+          </w:tcPr>
+          <w:p>
+            <w:pPr>
+              <w:spacing w:after="30" w:before="0"/>
+            </w:pPr>
+            <w:r>
+              <w:rPr>
+                <w:i/>
+                <w:iCs/>
+                <w:color w:val="5E6E7E"/>
+                <w:sz w:val="18"/>
+                <w:szCs w:val="18"/>
+              </w:rPr>
+              <w:t xml:space="preserve">Not Graph Inequalities: write a counter-example that does not fit the rule.</w:t>
+            </w:r>
+          </w:p>
+          <w:p>
+            <w:pPr>
+              <w:spacing w:after="50" w:before="0"/>
+            </w:pPr>
+            <w:r>
+              <w:rPr>
+                <w:color w:val="BBBBBB"/>
+                <w:sz w:val="18"/>
+                <w:szCs w:val="18"/>
+              </w:rPr>
+              <w:t xml:space="preserve">____________________________</w:t>
+            </w:r>
+          </w:p>
+        </w:tc>
+        <w:tc>
+          <w:tcPr>
+            <w:tcW w:type="dxa" w:w="2200"/>
+            <w:tcMar>
+              <w:top w:type="dxa" w:w="60"/>
+              <w:left w:type="dxa" w:w="100"/>
+              <w:bottom w:type="dxa" w:w="60"/>
+              <w:right w:type="dxa" w:w="100"/>
+            </w:tcMar>
+            <w:vAlign w:val="top"/>
+          </w:tcPr>
+          <w:p>
+            <w:pPr>
+              <w:spacing w:after="0" w:before="0"/>
+            </w:pPr>
+            <w:r>
+              <w:rPr>
+                <w:i/>
+                <w:iCs/>
+                <w:color w:val="5E6E7E"/>
+                <w:sz w:val="18"/>
+                <w:szCs w:val="18"/>
+              </w:rPr>
+              <w:t xml:space="preserve">x &gt; 3 uses an open circle at 3 and an arrow to the right.</w:t>
+            </w:r>
+          </w:p>
+        </w:tc>
+      </w:tr>
+      <w:tr>
+        <w:trPr>
+          <w:cantSplit/>
+        </w:trPr>
+        <w:tc>
+          <w:tcPr>
+            <w:tcW w:type="dxa" w:w="1800"/>
+            <w:tcMar>
+              <w:top w:type="dxa" w:w="60"/>
+              <w:left w:type="dxa" w:w="100"/>
+              <w:bottom w:type="dxa" w:w="60"/>
+              <w:right w:type="dxa" w:w="100"/>
+            </w:tcMar>
+            <w:vAlign w:val="top"/>
+          </w:tcPr>
+          <w:p>
+            <w:pPr>
+              <w:spacing w:after="20" w:before="0"/>
+            </w:pPr>
+            <w:r>
+              <w:rPr>
+                <w:b/>
+                <w:bCs/>
+                <w:color w:val="0F2B3C"/>
+                <w:sz w:val="20"/>
+                <w:szCs w:val="20"/>
+              </w:rPr>
+              <w:t xml:space="preserve">Number line</w:t>
+            </w:r>
+          </w:p>
+          <w:p>
+            <w:pPr>
+              <w:spacing w:after="0" w:before="0"/>
+            </w:pPr>
+            <w:r>
+              <w:rPr>
+                <w:i/>
+                <w:iCs/>
+                <w:color w:val="5E6E7E"/>
+                <w:sz w:val="18"/>
+                <w:szCs w:val="18"/>
+              </w:rPr>
+              <w:t xml:space="preserve">Recta numérica</w:t>
+            </w:r>
+          </w:p>
+        </w:tc>
+        <w:tc>
+          <w:tcPr>
+            <w:tcW w:type="dxa" w:w="3160"/>
+            <w:tcMar>
+              <w:top w:type="dxa" w:w="60"/>
+              <w:left w:type="dxa" w:w="100"/>
+              <w:bottom w:type="dxa" w:w="60"/>
+              <w:right w:type="dxa" w:w="100"/>
+            </w:tcMar>
+            <w:vAlign w:val="top"/>
+          </w:tcPr>
+          <w:p>
+            <w:pPr>
+              <w:spacing w:after="0" w:before="0"/>
+            </w:pPr>
+            <w:r>
+              <w:rPr>
+                <w:sz w:val="19"/>
+                <w:szCs w:val="19"/>
+              </w:rPr>
+              <w:t xml:space="preserve">A straight line where numbers are placed in order; numbers get smaller to the left and larger to the right.</w:t>
+            </w:r>
+          </w:p>
+        </w:tc>
+        <w:tc>
+          <w:tcPr>
+            <w:tcW w:type="dxa" w:w="2200"/>
+            <w:tcMar>
+              <w:top w:type="dxa" w:w="60"/>
+              <w:left w:type="dxa" w:w="100"/>
+              <w:bottom w:type="dxa" w:w="60"/>
+              <w:right w:type="dxa" w:w="100"/>
+            </w:tcMar>
+            <w:vAlign w:val="top"/>
+          </w:tcPr>
+          <w:p>
+            <w:pPr>
+              <w:spacing w:after="30" w:before="0"/>
+            </w:pPr>
+            <w:r>
+              <w:rPr>
+                <w:i/>
+                <w:iCs/>
+                <w:color w:val="5E6E7E"/>
+                <w:sz w:val="18"/>
+                <w:szCs w:val="18"/>
+              </w:rPr>
+              <w:t xml:space="preserve">Not Number line: write a counter-example that does not fit the rule.</w:t>
+            </w:r>
+          </w:p>
+          <w:p>
+            <w:pPr>
+              <w:spacing w:after="50" w:before="0"/>
+            </w:pPr>
+            <w:r>
+              <w:rPr>
+                <w:color w:val="BBBBBB"/>
+                <w:sz w:val="18"/>
+                <w:szCs w:val="18"/>
+              </w:rPr>
+              <w:t xml:space="preserve">____________________________</w:t>
+            </w:r>
+          </w:p>
+        </w:tc>
+        <w:tc>
+          <w:tcPr>
+            <w:tcW w:type="dxa" w:w="2200"/>
+            <w:tcMar>
+              <w:top w:type="dxa" w:w="60"/>
+              <w:left w:type="dxa" w:w="100"/>
+              <w:bottom w:type="dxa" w:w="60"/>
+              <w:right w:type="dxa" w:w="100"/>
+            </w:tcMar>
+            <w:vAlign w:val="top"/>
+          </w:tcPr>
+          <w:p>
+            <w:pPr>
+              <w:spacing w:after="0" w:before="0"/>
+            </w:pPr>
+            <w:r>
+              <w:rPr>
+                <w:i/>
+                <w:iCs/>
+                <w:color w:val="5E6E7E"/>
+                <w:sz w:val="18"/>
+                <w:szCs w:val="18"/>
+              </w:rPr>
+              <w:t xml:space="preserve">A horizontal line with marks at 0, 1, 2, 3, ... showing where values fall</w:t>
+            </w:r>
+          </w:p>
+        </w:tc>
+      </w:tr>
+      <w:tr>
+        <w:trPr>
+          <w:cantSplit/>
+        </w:trPr>
+        <w:tc>
+          <w:tcPr>
+            <w:tcW w:type="dxa" w:w="1800"/>
+            <w:tcMar>
+              <w:top w:type="dxa" w:w="60"/>
+              <w:left w:type="dxa" w:w="100"/>
+              <w:bottom w:type="dxa" w:w="60"/>
+              <w:right w:type="dxa" w:w="100"/>
+            </w:tcMar>
+            <w:vAlign w:val="top"/>
+          </w:tcPr>
+          <w:p>
+            <w:pPr>
+              <w:spacing w:after="20" w:before="0"/>
+            </w:pPr>
+            <w:r>
+              <w:rPr>
+                <w:b/>
+                <w:bCs/>
+                <w:color w:val="0F2B3C"/>
+                <w:sz w:val="20"/>
+                <w:szCs w:val="20"/>
+              </w:rPr>
+              <w:t xml:space="preserve">Open circle</w:t>
+            </w:r>
+          </w:p>
+          <w:p>
+            <w:pPr>
+              <w:spacing w:after="0" w:before="0"/>
+            </w:pPr>
+            <w:r>
+              <w:rPr>
+                <w:i/>
+                <w:iCs/>
+                <w:color w:val="5E6E7E"/>
+                <w:sz w:val="18"/>
+                <w:szCs w:val="18"/>
+              </w:rPr>
+              <w:t xml:space="preserve">Círculo abierto</w:t>
+            </w:r>
+          </w:p>
+        </w:tc>
+        <w:tc>
+          <w:tcPr>
+            <w:tcW w:type="dxa" w:w="3160"/>
+            <w:tcMar>
+              <w:top w:type="dxa" w:w="60"/>
+              <w:left w:type="dxa" w:w="100"/>
+              <w:bottom w:type="dxa" w:w="60"/>
+              <w:right w:type="dxa" w:w="100"/>
+            </w:tcMar>
+            <w:vAlign w:val="top"/>
+          </w:tcPr>
+          <w:p>
+            <w:pPr>
+              <w:spacing w:after="0" w:before="0"/>
+            </w:pPr>
+            <w:r>
+              <w:rPr>
+                <w:sz w:val="19"/>
+                <w:szCs w:val="19"/>
+              </w:rPr>
+              <w:t xml:space="preserve">An empty circle showing a number is NOT included.</w:t>
+            </w:r>
+          </w:p>
+        </w:tc>
+        <w:tc>
+          <w:tcPr>
+            <w:tcW w:type="dxa" w:w="2200"/>
+            <w:tcMar>
+              <w:top w:type="dxa" w:w="60"/>
+              <w:left w:type="dxa" w:w="100"/>
+              <w:bottom w:type="dxa" w:w="60"/>
+              <w:right w:type="dxa" w:w="100"/>
+            </w:tcMar>
+            <w:vAlign w:val="top"/>
+          </w:tcPr>
+          <w:p>
+            <w:pPr>
+              <w:spacing w:after="30" w:before="0"/>
+            </w:pPr>
+            <w:r>
+              <w:rPr>
+                <w:i/>
+                <w:iCs/>
+                <w:color w:val="5E6E7E"/>
+                <w:sz w:val="18"/>
+                <w:szCs w:val="18"/>
+              </w:rPr>
+              <w:t xml:space="preserve">Not Open circle: write a counter-example that does not fit the rule.</w:t>
+            </w:r>
+          </w:p>
+          <w:p>
+            <w:pPr>
+              <w:spacing w:after="50" w:before="0"/>
+            </w:pPr>
+            <w:r>
+              <w:rPr>
+                <w:color w:val="BBBBBB"/>
+                <w:sz w:val="18"/>
+                <w:szCs w:val="18"/>
+              </w:rPr>
+              <w:t xml:space="preserve">____________________________</w:t>
+            </w:r>
+          </w:p>
+        </w:tc>
+        <w:tc>
+          <w:tcPr>
+            <w:tcW w:type="dxa" w:w="2200"/>
+            <w:tcMar>
+              <w:top w:type="dxa" w:w="60"/>
+              <w:left w:type="dxa" w:w="100"/>
+              <w:bottom w:type="dxa" w:w="60"/>
+              <w:right w:type="dxa" w:w="100"/>
+            </w:tcMar>
+            <w:vAlign w:val="top"/>
+          </w:tcPr>
+          <w:p>
+            <w:pPr>
+              <w:spacing w:after="0" w:before="0"/>
+            </w:pPr>
+            <w:r>
+              <w:rPr>
+                <w:i/>
+                <w:iCs/>
+                <w:color w:val="5E6E7E"/>
+                <w:sz w:val="18"/>
+                <w:szCs w:val="18"/>
+              </w:rPr>
+              <w:t xml:space="preserve">x &gt; 5: open circle at 5 means 5 itself is NOT a solution, but 5.1, 6, 7, ... are</w:t>
+            </w:r>
+          </w:p>
+        </w:tc>
+      </w:tr>
+      <w:tr>
+        <w:trPr>
+          <w:cantSplit/>
+        </w:trPr>
+        <w:tc>
+          <w:tcPr>
+            <w:tcW w:type="dxa" w:w="1800"/>
+            <w:tcMar>
+              <w:top w:type="dxa" w:w="60"/>
+              <w:left w:type="dxa" w:w="100"/>
+              <w:bottom w:type="dxa" w:w="60"/>
+              <w:right w:type="dxa" w:w="100"/>
+            </w:tcMar>
+            <w:vAlign w:val="top"/>
+          </w:tcPr>
+          <w:p>
+            <w:pPr>
+              <w:spacing w:after="20" w:before="0"/>
+            </w:pPr>
+            <w:r>
+              <w:rPr>
+                <w:b/>
+                <w:bCs/>
+                <w:color w:val="0F2B3C"/>
+                <w:sz w:val="20"/>
+                <w:szCs w:val="20"/>
+              </w:rPr>
+              <w:t xml:space="preserve">Closed circle</w:t>
+            </w:r>
+          </w:p>
+          <w:p>
+            <w:pPr>
+              <w:spacing w:after="0" w:before="0"/>
+            </w:pPr>
+            <w:r>
+              <w:rPr>
+                <w:i/>
+                <w:iCs/>
+                <w:color w:val="5E6E7E"/>
+                <w:sz w:val="18"/>
+                <w:szCs w:val="18"/>
+              </w:rPr>
+              <w:t xml:space="preserve">Círculo cerrado</w:t>
+            </w:r>
+          </w:p>
+        </w:tc>
+        <w:tc>
+          <w:tcPr>
+            <w:tcW w:type="dxa" w:w="3160"/>
+            <w:tcMar>
+              <w:top w:type="dxa" w:w="60"/>
+              <w:left w:type="dxa" w:w="100"/>
+              <w:bottom w:type="dxa" w:w="60"/>
+              <w:right w:type="dxa" w:w="100"/>
+            </w:tcMar>
+            <w:vAlign w:val="top"/>
+          </w:tcPr>
+          <w:p>
+            <w:pPr>
+              <w:spacing w:after="0" w:before="0"/>
+            </w:pPr>
+            <w:r>
+              <w:rPr>
+                <w:sz w:val="19"/>
+                <w:szCs w:val="19"/>
+              </w:rPr>
+              <w:t xml:space="preserve">A filled-in circle showing a number IS included.</w:t>
+            </w:r>
+          </w:p>
+        </w:tc>
+        <w:tc>
+          <w:tcPr>
+            <w:tcW w:type="dxa" w:w="2200"/>
+            <w:tcMar>
+              <w:top w:type="dxa" w:w="60"/>
+              <w:left w:type="dxa" w:w="100"/>
+              <w:bottom w:type="dxa" w:w="60"/>
+              <w:right w:type="dxa" w:w="100"/>
+            </w:tcMar>
+            <w:vAlign w:val="top"/>
+          </w:tcPr>
+          <w:p>
+            <w:pPr>
+              <w:spacing w:after="30" w:before="0"/>
+            </w:pPr>
+            <w:r>
+              <w:rPr>
+                <w:i/>
+                <w:iCs/>
+                <w:color w:val="5E6E7E"/>
+                <w:sz w:val="18"/>
+                <w:szCs w:val="18"/>
+              </w:rPr>
+              <w:t xml:space="preserve">Not Closed circle: write a counter-example that does not fit the rule.</w:t>
+            </w:r>
+          </w:p>
+          <w:p>
+            <w:pPr>
+              <w:spacing w:after="50" w:before="0"/>
+            </w:pPr>
+            <w:r>
+              <w:rPr>
+                <w:color w:val="BBBBBB"/>
+                <w:sz w:val="18"/>
+                <w:szCs w:val="18"/>
+              </w:rPr>
+              <w:t xml:space="preserve">____________________________</w:t>
+            </w:r>
+          </w:p>
+        </w:tc>
+        <w:tc>
+          <w:tcPr>
+            <w:tcW w:type="dxa" w:w="2200"/>
+            <w:tcMar>
+              <w:top w:type="dxa" w:w="60"/>
+              <w:left w:type="dxa" w:w="100"/>
+              <w:bottom w:type="dxa" w:w="60"/>
+              <w:right w:type="dxa" w:w="100"/>
+            </w:tcMar>
+            <w:vAlign w:val="top"/>
+          </w:tcPr>
+          <w:p>
+            <w:pPr>
+              <w:spacing w:after="0" w:before="0"/>
+            </w:pPr>
+            <w:r>
+              <w:rPr>
+                <w:i/>
+                <w:iCs/>
+                <w:color w:val="5E6E7E"/>
+                <w:sz w:val="18"/>
+                <w:szCs w:val="18"/>
+              </w:rPr>
+              <w:t xml:space="preserve">x ≥ 5: closed circle at 5 means 5 IS a solution, and so are 6, 7, 8, ...</w:t>
+            </w:r>
+          </w:p>
+        </w:tc>
+      </w:tr>
+      <w:tr>
+        <w:trPr>
+          <w:cantSplit/>
+        </w:trPr>
+        <w:tc>
+          <w:tcPr>
+            <w:tcW w:type="dxa" w:w="1800"/>
+            <w:tcMar>
+              <w:top w:type="dxa" w:w="60"/>
+              <w:left w:type="dxa" w:w="100"/>
+              <w:bottom w:type="dxa" w:w="60"/>
+              <w:right w:type="dxa" w:w="100"/>
+            </w:tcMar>
+            <w:vAlign w:val="top"/>
+          </w:tcPr>
+          <w:p>
+            <w:pPr>
+              <w:spacing w:after="20" w:before="0"/>
+            </w:pPr>
+            <w:r>
+              <w:rPr>
+                <w:b/>
+                <w:bCs/>
+                <w:color w:val="0F2B3C"/>
+                <w:sz w:val="20"/>
+                <w:szCs w:val="20"/>
+              </w:rPr>
+              <w:t xml:space="preserve">Solution set</w:t>
+            </w:r>
+          </w:p>
+          <w:p>
+            <w:pPr>
+              <w:spacing w:after="0" w:before="0"/>
+            </w:pPr>
+            <w:r>
+              <w:rPr>
+                <w:i/>
+                <w:iCs/>
+                <w:color w:val="5E6E7E"/>
+                <w:sz w:val="18"/>
+                <w:szCs w:val="18"/>
+              </w:rPr>
+              <w:t xml:space="preserve">Conjunto solución</w:t>
+            </w:r>
+          </w:p>
+        </w:tc>
+        <w:tc>
+          <w:tcPr>
+            <w:tcW w:type="dxa" w:w="3160"/>
+            <w:tcMar>
+              <w:top w:type="dxa" w:w="60"/>
+              <w:left w:type="dxa" w:w="100"/>
+              <w:bottom w:type="dxa" w:w="60"/>
+              <w:right w:type="dxa" w:w="100"/>
+            </w:tcMar>
+            <w:vAlign w:val="top"/>
+          </w:tcPr>
+          <w:p>
+            <w:pPr>
+              <w:spacing w:after="0" w:before="0"/>
+            </w:pPr>
+            <w:r>
+              <w:rPr>
+                <w:sz w:val="19"/>
+                <w:szCs w:val="19"/>
+              </w:rPr>
+              <w:t xml:space="preserve">All the numbers that make the inequality true.</w:t>
+            </w:r>
+          </w:p>
+        </w:tc>
+        <w:tc>
+          <w:tcPr>
+            <w:tcW w:type="dxa" w:w="2200"/>
+            <w:tcMar>
+              <w:top w:type="dxa" w:w="60"/>
+              <w:left w:type="dxa" w:w="100"/>
+              <w:bottom w:type="dxa" w:w="60"/>
+              <w:right w:type="dxa" w:w="100"/>
+            </w:tcMar>
+            <w:vAlign w:val="top"/>
+          </w:tcPr>
+          <w:p>
+            <w:pPr>
+              <w:spacing w:after="30" w:before="0"/>
+            </w:pPr>
+            <w:r>
+              <w:rPr>
+                <w:i/>
+                <w:iCs/>
+                <w:color w:val="5E6E7E"/>
+                <w:sz w:val="18"/>
+                <w:szCs w:val="18"/>
+              </w:rPr>
+              <w:t xml:space="preserve">Not Solution set: write a counter-example that does not fit the rule.</w:t>
+            </w:r>
+          </w:p>
+          <w:p>
+            <w:pPr>
+              <w:spacing w:after="50" w:before="0"/>
+            </w:pPr>
+            <w:r>
+              <w:rPr>
+                <w:color w:val="BBBBBB"/>
+                <w:sz w:val="18"/>
+                <w:szCs w:val="18"/>
+              </w:rPr>
+              <w:t xml:space="preserve">____________________________</w:t>
+            </w:r>
+          </w:p>
+        </w:tc>
+        <w:tc>
+          <w:tcPr>
+            <w:tcW w:type="dxa" w:w="2200"/>
+            <w:tcMar>
+              <w:top w:type="dxa" w:w="60"/>
+              <w:left w:type="dxa" w:w="100"/>
+              <w:bottom w:type="dxa" w:w="60"/>
+              <w:right w:type="dxa" w:w="100"/>
+            </w:tcMar>
+            <w:vAlign w:val="top"/>
+          </w:tcPr>
+          <w:p>
+            <w:pPr>
+              <w:spacing w:after="0" w:before="0"/>
+            </w:pPr>
+            <w:r>
+              <w:rPr>
+                <w:i/>
+                <w:iCs/>
+                <w:color w:val="5E6E7E"/>
+                <w:sz w:val="18"/>
+                <w:szCs w:val="18"/>
+              </w:rPr>
+              <w:t xml:space="preserve">For x &gt; 3, the solution set includes 3.1, 4, 5, 10, 100 — any number greater than 3</w:t>
+            </w:r>
+          </w:p>
+        </w:tc>
+      </w:tr>
+      <w:tr>
+        <w:trPr>
+          <w:cantSplit/>
+        </w:trPr>
+        <w:tc>
+          <w:tcPr>
+            <w:tcW w:type="dxa" w:w="1800"/>
+            <w:tcMar>
+              <w:top w:type="dxa" w:w="60"/>
+              <w:left w:type="dxa" w:w="100"/>
+              <w:bottom w:type="dxa" w:w="60"/>
+              <w:right w:type="dxa" w:w="100"/>
+            </w:tcMar>
+            <w:vAlign w:val="top"/>
+          </w:tcPr>
+          <w:p>
+            <w:pPr>
+              <w:spacing w:after="20" w:before="0"/>
+            </w:pPr>
+            <w:r>
+              <w:rPr>
+                <w:b/>
+                <w:bCs/>
+                <w:color w:val="0F2B3C"/>
+                <w:sz w:val="20"/>
+                <w:szCs w:val="20"/>
+              </w:rPr>
+              <w:t xml:space="preserve">Inequality</w:t>
+            </w:r>
+          </w:p>
+          <w:p>
+            <w:pPr>
+              <w:spacing w:after="0" w:before="0"/>
+            </w:pPr>
+            <w:r>
+              <w:rPr>
+                <w:i/>
+                <w:iCs/>
+                <w:color w:val="5E6E7E"/>
+                <w:sz w:val="18"/>
+                <w:szCs w:val="18"/>
+              </w:rPr>
+              <w:t xml:space="preserve">Desigualdad</w:t>
+            </w:r>
+          </w:p>
+        </w:tc>
+        <w:tc>
+          <w:tcPr>
+            <w:tcW w:type="dxa" w:w="3160"/>
+            <w:tcMar>
+              <w:top w:type="dxa" w:w="60"/>
+              <w:left w:type="dxa" w:w="100"/>
+              <w:bottom w:type="dxa" w:w="60"/>
+              <w:right w:type="dxa" w:w="100"/>
+            </w:tcMar>
+            <w:vAlign w:val="top"/>
+          </w:tcPr>
+          <w:p>
+            <w:pPr>
+              <w:spacing w:after="0" w:before="0"/>
+            </w:pPr>
+            <w:r>
+              <w:rPr>
+                <w:sz w:val="19"/>
+                <w:szCs w:val="19"/>
+              </w:rPr>
+              <w:t xml:space="preserve">A math sentence that compares two sides with , ≤, or ≥.</w:t>
+            </w:r>
+          </w:p>
+        </w:tc>
+        <w:tc>
+          <w:tcPr>
+            <w:tcW w:type="dxa" w:w="2200"/>
+            <w:tcMar>
+              <w:top w:type="dxa" w:w="60"/>
+              <w:left w:type="dxa" w:w="100"/>
+              <w:bottom w:type="dxa" w:w="60"/>
+              <w:right w:type="dxa" w:w="100"/>
+            </w:tcMar>
+            <w:vAlign w:val="top"/>
+          </w:tcPr>
+          <w:p>
+            <w:pPr>
+              <w:spacing w:after="30" w:before="0"/>
+            </w:pPr>
+            <w:r>
+              <w:rPr>
+                <w:i/>
+                <w:iCs/>
+                <w:color w:val="5E6E7E"/>
+                <w:sz w:val="18"/>
+                <w:szCs w:val="18"/>
+              </w:rPr>
+              <w:t xml:space="preserve">Not Inequality: write a counter-example that does not fit the rule.</w:t>
+            </w:r>
+          </w:p>
+          <w:p>
+            <w:pPr>
+              <w:spacing w:after="50" w:before="0"/>
+            </w:pPr>
+            <w:r>
+              <w:rPr>
+                <w:color w:val="BBBBBB"/>
+                <w:sz w:val="18"/>
+                <w:szCs w:val="18"/>
+              </w:rPr>
+              <w:t xml:space="preserve">____________________________</w:t>
+            </w:r>
+          </w:p>
+        </w:tc>
+        <w:tc>
+          <w:tcPr>
+            <w:tcW w:type="dxa" w:w="2200"/>
+            <w:tcMar>
+              <w:top w:type="dxa" w:w="60"/>
+              <w:left w:type="dxa" w:w="100"/>
+              <w:bottom w:type="dxa" w:w="60"/>
+              <w:right w:type="dxa" w:w="100"/>
+            </w:tcMar>
+            <w:vAlign w:val="top"/>
+          </w:tcPr>
+          <w:p>
+            <w:pPr>
+              <w:spacing w:after="0" w:before="0"/>
+            </w:pPr>
+            <w:r>
+              <w:rPr>
+                <w:i/>
+                <w:iCs/>
+                <w:color w:val="5E6E7E"/>
+                <w:sz w:val="18"/>
+                <w:szCs w:val="18"/>
+              </w:rPr>
+              <w:t xml:space="preserve">x ≥ 3 is an inequality; it is graphed as a closed circle on 3 with an arrow to the right.</w:t>
+            </w:r>
+          </w:p>
+        </w:tc>
+      </w:tr>
+      <w:tr>
+        <w:trPr>
+          <w:cantSplit/>
+        </w:trPr>
+        <w:tc>
+          <w:tcPr>
+            <w:tcW w:type="dxa" w:w="1800"/>
+            <w:tcMar>
+              <w:top w:type="dxa" w:w="60"/>
+              <w:left w:type="dxa" w:w="100"/>
+              <w:bottom w:type="dxa" w:w="60"/>
+              <w:right w:type="dxa" w:w="100"/>
+            </w:tcMar>
+            <w:vAlign w:val="top"/>
+          </w:tcPr>
+          <w:p>
+            <w:pPr>
+              <w:spacing w:after="20" w:before="0"/>
+            </w:pPr>
+            <w:r>
+              <w:rPr>
+                <w:b/>
+                <w:bCs/>
+                <w:color w:val="0F2B3C"/>
+                <w:sz w:val="20"/>
+                <w:szCs w:val="20"/>
+              </w:rPr>
+              <w:t xml:space="preserve">Boundary point</w:t>
+            </w:r>
+          </w:p>
+          <w:p>
+            <w:pPr>
+              <w:spacing w:after="0" w:before="0"/>
+            </w:pPr>
+            <w:r>
+              <w:rPr>
+                <w:i/>
+                <w:iCs/>
+                <w:color w:val="5E6E7E"/>
+                <w:sz w:val="18"/>
+                <w:szCs w:val="18"/>
+              </w:rPr>
+              <w:t xml:space="preserve">Punto límite</w:t>
+            </w:r>
+          </w:p>
+        </w:tc>
+        <w:tc>
+          <w:tcPr>
+            <w:tcW w:type="dxa" w:w="3160"/>
+            <w:tcMar>
+              <w:top w:type="dxa" w:w="60"/>
+              <w:left w:type="dxa" w:w="100"/>
+              <w:bottom w:type="dxa" w:w="60"/>
+              <w:right w:type="dxa" w:w="100"/>
+            </w:tcMar>
+            <w:vAlign w:val="top"/>
+          </w:tcPr>
+          <w:p>
+            <w:pPr>
+              <w:spacing w:after="0" w:before="0"/>
+            </w:pPr>
+            <w:r>
+              <w:rPr>
+                <w:sz w:val="19"/>
+                <w:szCs w:val="19"/>
+              </w:rPr>
+              <w:t xml:space="preserve">The number on the number line where the solution set starts.</w:t>
+            </w:r>
+          </w:p>
+        </w:tc>
+        <w:tc>
+          <w:tcPr>
+            <w:tcW w:type="dxa" w:w="2200"/>
+            <w:tcMar>
+              <w:top w:type="dxa" w:w="60"/>
+              <w:left w:type="dxa" w:w="100"/>
+              <w:bottom w:type="dxa" w:w="60"/>
+              <w:right w:type="dxa" w:w="100"/>
+            </w:tcMar>
+            <w:vAlign w:val="top"/>
+          </w:tcPr>
+          <w:p>
+            <w:pPr>
+              <w:spacing w:after="30" w:before="0"/>
+            </w:pPr>
+            <w:r>
+              <w:rPr>
+                <w:i/>
+                <w:iCs/>
+                <w:color w:val="5E6E7E"/>
+                <w:sz w:val="18"/>
+                <w:szCs w:val="18"/>
+              </w:rPr>
+              <w:t xml:space="preserve">Not Boundary point: write a counter-example that does not fit the rule.</w:t>
+            </w:r>
+          </w:p>
+          <w:p>
+            <w:pPr>
+              <w:spacing w:after="50" w:before="0"/>
+            </w:pPr>
+            <w:r>
+              <w:rPr>
+                <w:color w:val="BBBBBB"/>
+                <w:sz w:val="18"/>
+                <w:szCs w:val="18"/>
+              </w:rPr>
+              <w:t xml:space="preserve">____________________________</w:t>
+            </w:r>
+          </w:p>
+        </w:tc>
+        <w:tc>
+          <w:tcPr>
+            <w:tcW w:type="dxa" w:w="2200"/>
+            <w:tcMar>
+              <w:top w:type="dxa" w:w="60"/>
+              <w:left w:type="dxa" w:w="100"/>
+              <w:bottom w:type="dxa" w:w="60"/>
+              <w:right w:type="dxa" w:w="100"/>
+            </w:tcMar>
+            <w:vAlign w:val="top"/>
+          </w:tcPr>
+          <w:p>
+            <w:pPr>
+              <w:spacing w:after="0" w:before="0"/>
+            </w:pPr>
+            <w:r>
+              <w:rPr>
+                <w:i/>
+                <w:iCs/>
+                <w:color w:val="5E6E7E"/>
+                <w:sz w:val="18"/>
+                <w:szCs w:val="18"/>
+              </w:rPr>
+              <w:t xml:space="preserve">For x &gt; 5, the boundary point is 5, shown with an open circle.</w:t>
+            </w:r>
+          </w:p>
+        </w:tc>
+      </w:tr>
+      <w:tr>
+        <w:trPr>
+          <w:cantSplit/>
+        </w:trPr>
+        <w:tc>
+          <w:tcPr>
+            <w:tcW w:type="dxa" w:w="1800"/>
+            <w:tcMar>
+              <w:top w:type="dxa" w:w="60"/>
+              <w:left w:type="dxa" w:w="100"/>
+              <w:bottom w:type="dxa" w:w="60"/>
+              <w:right w:type="dxa" w:w="100"/>
+            </w:tcMar>
+            <w:vAlign w:val="top"/>
+          </w:tcPr>
+          <w:p>
+            <w:pPr>
+              <w:spacing w:after="20" w:before="0"/>
+            </w:pPr>
+            <w:r>
+              <w:rPr>
+                <w:b/>
+                <w:bCs/>
+                <w:color w:val="0F2B3C"/>
+                <w:sz w:val="20"/>
+                <w:szCs w:val="20"/>
+              </w:rPr>
+              <w:t xml:space="preserve">True statement</w:t>
+            </w:r>
+          </w:p>
+          <w:p>
+            <w:pPr>
+              <w:spacing w:after="0" w:before="0"/>
+            </w:pPr>
+            <w:r>
+              <w:rPr>
+                <w:i/>
+                <w:iCs/>
+                <w:color w:val="5E6E7E"/>
+                <w:sz w:val="18"/>
+                <w:szCs w:val="18"/>
+              </w:rPr>
+              <w:t xml:space="preserve">Enunciado verdadero</w:t>
+            </w:r>
+          </w:p>
+        </w:tc>
+        <w:tc>
+          <w:tcPr>
+            <w:tcW w:type="dxa" w:w="3160"/>
+            <w:tcMar>
+              <w:top w:type="dxa" w:w="60"/>
+              <w:left w:type="dxa" w:w="100"/>
+              <w:bottom w:type="dxa" w:w="60"/>
+              <w:right w:type="dxa" w:w="100"/>
+            </w:tcMar>
+            <w:vAlign w:val="top"/>
+          </w:tcPr>
+          <w:p>
+            <w:pPr>
+              <w:spacing w:after="0" w:before="0"/>
+            </w:pPr>
+            <w:r>
+              <w:rPr>
+                <w:sz w:val="19"/>
+                <w:szCs w:val="19"/>
+              </w:rPr>
+              <w:t xml:space="preserve">A sentence that the numbers make correct.</w:t>
+            </w:r>
+          </w:p>
+        </w:tc>
+        <w:tc>
+          <w:tcPr>
+            <w:tcW w:type="dxa" w:w="2200"/>
+            <w:tcMar>
+              <w:top w:type="dxa" w:w="60"/>
+              <w:left w:type="dxa" w:w="100"/>
+              <w:bottom w:type="dxa" w:w="60"/>
+              <w:right w:type="dxa" w:w="100"/>
+            </w:tcMar>
+            <w:vAlign w:val="top"/>
+          </w:tcPr>
+          <w:p>
+            <w:pPr>
+              <w:spacing w:after="30" w:before="0"/>
+            </w:pPr>
+            <w:r>
+              <w:rPr>
+                <w:i/>
+                <w:iCs/>
+                <w:color w:val="5E6E7E"/>
+                <w:sz w:val="18"/>
+                <w:szCs w:val="18"/>
+              </w:rPr>
+              <w:t xml:space="preserve">Not True statement: write a counter-example that does not fit the rule.</w:t>
+            </w:r>
+          </w:p>
+          <w:p>
+            <w:pPr>
+              <w:spacing w:after="50" w:before="0"/>
+            </w:pPr>
+            <w:r>
+              <w:rPr>
+                <w:color w:val="BBBBBB"/>
+                <w:sz w:val="18"/>
+                <w:szCs w:val="18"/>
+              </w:rPr>
+              <w:t xml:space="preserve">____________________________</w:t>
+            </w:r>
+          </w:p>
+        </w:tc>
+        <w:tc>
+          <w:tcPr>
+            <w:tcW w:type="dxa" w:w="2200"/>
+            <w:tcMar>
+              <w:top w:type="dxa" w:w="60"/>
+              <w:left w:type="dxa" w:w="100"/>
+              <w:bottom w:type="dxa" w:w="60"/>
+              <w:right w:type="dxa" w:w="100"/>
+            </w:tcMar>
+            <w:vAlign w:val="top"/>
+          </w:tcPr>
+          <w:p>
+            <w:pPr>
+              <w:spacing w:after="0" w:before="0"/>
+            </w:pPr>
+            <w:r>
+              <w:rPr>
+                <w:i/>
+                <w:iCs/>
+                <w:color w:val="5E6E7E"/>
+                <w:sz w:val="18"/>
+                <w:szCs w:val="18"/>
+              </w:rPr>
+              <w:t xml:space="preserve">9 &gt; 5 is true.</w:t>
+            </w:r>
+          </w:p>
+        </w:tc>
+      </w:tr>
+    </w:tbl>
+    <w:p>
+      <w:pPr>
+        <w:spacing w:after="120" w:before="140"/>
       </w:pPr>
       <w:r>
         <w:rPr>
@@ -127,86 +1379,935 @@
         <w:t xml:space="preserve">Read the number line.</w:t>
       </w:r>
     </w:p>
-    <w:p>
-      <w:pPr>
-        <w:spacing w:after="40" w:before="0"/>
-      </w:pPr>
-      <w:r>
-        <w:rPr>
-          <w:sz w:val="22"/>
-          <w:szCs w:val="22"/>
-        </w:rPr>
-        <w:t xml:space="preserve">1.  On the line 0 1 2 3 4 5, what number is just to the right of 3?</w:t>
-      </w:r>
-    </w:p>
-    <w:p>
-      <w:pPr>
-        <w:spacing w:after="80" w:before="0"/>
-      </w:pPr>
-      <w:r>
-        <w:rPr>
-          <w:color w:val="BBBBBB"/>
-        </w:rPr>
-        <w:t xml:space="preserve">____________________________________________________</w:t>
-      </w:r>
-    </w:p>
-    <w:p>
-      <w:pPr>
-        <w:spacing w:after="40" w:before="0"/>
-      </w:pPr>
-      <w:r>
-        <w:rPr>
-          <w:sz w:val="22"/>
-          <w:szCs w:val="22"/>
-        </w:rPr>
-        <w:t xml:space="preserve">2.  What number is just to the left of 3?</w:t>
-      </w:r>
-    </w:p>
-    <w:p>
-      <w:pPr>
-        <w:spacing w:after="80" w:before="0"/>
-      </w:pPr>
-      <w:r>
-        <w:rPr>
-          <w:color w:val="BBBBBB"/>
-        </w:rPr>
-        <w:t xml:space="preserve">____________________________________________________</w:t>
-      </w:r>
-    </w:p>
-    <w:p>
-      <w:pPr>
-        <w:spacing w:after="40" w:before="0"/>
-      </w:pPr>
-      <w:r>
-        <w:rPr>
-          <w:sz w:val="22"/>
-          <w:szCs w:val="22"/>
-        </w:rPr>
-        <w:t xml:space="preserve">3.  Which number is bigger: 1 or 6?</w:t>
-      </w:r>
-    </w:p>
-    <w:p>
-      <w:pPr>
-        <w:spacing w:after="40" w:before="0"/>
-      </w:pPr>
-      <w:r>
-        <w:rPr>
-          <w:color w:val="5E6E7E"/>
-          <w:sz w:val="20"/>
-          <w:szCs w:val="20"/>
-        </w:rPr>
-        <w:t xml:space="preserve">     choices: 1   /   6</w:t>
-      </w:r>
-    </w:p>
-    <w:p>
-      <w:pPr>
-        <w:spacing w:after="80" w:before="0"/>
-      </w:pPr>
-      <w:r>
-        <w:rPr>
-          <w:color w:val="BBBBBB"/>
-        </w:rPr>
-        <w:t xml:space="preserve">____________________________________________________</w:t>
+    <w:tbl>
+      <w:tblPr>
+        <w:tblW w:type="dxa" w:w="9360"/>
+        <w:tblBorders>
+          <w:top w:val="single" w:color="C7D2DD" w:sz="6"/>
+          <w:left w:val="single" w:color="C7D2DD" w:sz="6"/>
+          <w:bottom w:val="single" w:color="C7D2DD" w:sz="6"/>
+          <w:right w:val="single" w:color="C7D2DD" w:sz="6"/>
+          <w:insideH w:val="single" w:color="C7D2DD" w:sz="6"/>
+          <w:insideV w:val="single" w:color="C7D2DD" w:sz="6"/>
+        </w:tblBorders>
+      </w:tblPr>
+      <w:tblGrid>
+        <w:gridCol w:w="2800"/>
+        <w:gridCol w:w="3560"/>
+        <w:gridCol w:w="3000"/>
+      </w:tblGrid>
+      <w:tr>
+        <w:trPr>
+          <w:cantSplit/>
+          <w:tblHeader/>
+        </w:trPr>
+        <w:tc>
+          <w:tcPr>
+            <w:tcW w:type="dxa" w:w="2800"/>
+            <w:shd w:fill="EEF4F8" w:color="auto" w:val="clear"/>
+            <w:tcMar>
+              <w:top w:type="dxa" w:w="60"/>
+              <w:left w:type="dxa" w:w="100"/>
+              <w:bottom w:type="dxa" w:w="60"/>
+              <w:right w:type="dxa" w:w="100"/>
+            </w:tcMar>
+          </w:tcPr>
+          <w:p>
+            <w:pPr>
+              <w:spacing w:after="0" w:before="0"/>
+            </w:pPr>
+            <w:r>
+              <w:rPr>
+                <w:b/>
+                <w:bCs/>
+                <w:color w:val="0F2B3C"/>
+                <w:sz w:val="16"/>
+                <w:szCs w:val="16"/>
+              </w:rPr>
+              <w:t xml:space="preserve">CORE PROBLEM / GIVEN REPRESENTATION</w:t>
+            </w:r>
+          </w:p>
+        </w:tc>
+        <w:tc>
+          <w:tcPr>
+            <w:tcW w:type="dxa" w:w="3560"/>
+            <w:shd w:fill="EEF4F8" w:color="auto" w:val="clear"/>
+            <w:tcMar>
+              <w:top w:type="dxa" w:w="60"/>
+              <w:left w:type="dxa" w:w="100"/>
+              <w:bottom w:type="dxa" w:w="60"/>
+              <w:right w:type="dxa" w:w="100"/>
+            </w:tcMar>
+          </w:tcPr>
+          <w:p>
+            <w:pPr>
+              <w:spacing w:after="0" w:before="0"/>
+            </w:pPr>
+            <w:r>
+              <w:rPr>
+                <w:b/>
+                <w:bCs/>
+                <w:color w:val="0F2B3C"/>
+                <w:sz w:val="16"/>
+                <w:szCs w:val="16"/>
+              </w:rPr>
+              <w:t xml:space="preserve">WORKING SPACE / CALCULATION STEPS</w:t>
+            </w:r>
+          </w:p>
+        </w:tc>
+        <w:tc>
+          <w:tcPr>
+            <w:tcW w:type="dxa" w:w="3000"/>
+            <w:shd w:fill="FBF3E2" w:color="auto" w:val="clear"/>
+            <w:tcMar>
+              <w:top w:type="dxa" w:w="60"/>
+              <w:left w:type="dxa" w:w="100"/>
+              <w:bottom w:type="dxa" w:w="60"/>
+              <w:right w:type="dxa" w:w="100"/>
+            </w:tcMar>
+          </w:tcPr>
+          <w:p>
+            <w:pPr>
+              <w:spacing w:after="0" w:before="0"/>
+            </w:pPr>
+            <w:r>
+              <w:rPr>
+                <w:b/>
+                <w:bCs/>
+                <w:color w:val="7A5400"/>
+                <w:sz w:val="16"/>
+                <w:szCs w:val="16"/>
+              </w:rPr>
+              <w:t xml:space="preserve">EXPLAIN YOUR REASONING</w:t>
+            </w:r>
+          </w:p>
+        </w:tc>
+      </w:tr>
+      <w:tr>
+        <w:trPr>
+          <w:cantSplit/>
+        </w:trPr>
+        <w:tc>
+          <w:tcPr>
+            <w:tcW w:type="dxa" w:w="2800"/>
+            <w:tcMar>
+              <w:top w:type="dxa" w:w="80"/>
+              <w:left w:type="dxa" w:w="100"/>
+              <w:bottom w:type="dxa" w:w="80"/>
+              <w:right w:type="dxa" w:w="100"/>
+            </w:tcMar>
+            <w:vAlign w:val="top"/>
+          </w:tcPr>
+          <w:p>
+            <w:pPr>
+              <w:spacing w:after="40" w:before="0"/>
+            </w:pPr>
+            <w:r>
+              <w:rPr>
+                <w:b/>
+                <w:bCs/>
+                <w:color w:val="0F2B3C"/>
+                <w:sz w:val="20"/>
+                <w:szCs w:val="20"/>
+              </w:rPr>
+              <w:t xml:space="preserve">1.  On the line 0 1 2 3 4 5, what number is just to the right of 3?</w:t>
+            </w:r>
+          </w:p>
+        </w:tc>
+        <w:tc>
+          <w:tcPr>
+            <w:tcW w:type="dxa" w:w="3560"/>
+            <w:tcMar>
+              <w:top w:type="dxa" w:w="80"/>
+              <w:left w:type="dxa" w:w="100"/>
+              <w:bottom w:type="dxa" w:w="80"/>
+              <w:right w:type="dxa" w:w="100"/>
+            </w:tcMar>
+            <w:vAlign w:val="top"/>
+          </w:tcPr>
+          <w:p>
+            <w:pPr>
+              <w:spacing w:after="50" w:before="0"/>
+            </w:pPr>
+            <w:r>
+              <w:rPr>
+                <w:color w:val="BBBBBB"/>
+                <w:sz w:val="18"/>
+                <w:szCs w:val="18"/>
+              </w:rPr>
+              <w:t xml:space="preserve">____________________________</w:t>
+            </w:r>
+          </w:p>
+          <w:p>
+            <w:pPr>
+              <w:spacing w:after="50" w:before="0"/>
+            </w:pPr>
+            <w:r>
+              <w:rPr>
+                <w:color w:val="BBBBBB"/>
+                <w:sz w:val="18"/>
+                <w:szCs w:val="18"/>
+              </w:rPr>
+              <w:t xml:space="preserve">____________________________</w:t>
+            </w:r>
+          </w:p>
+          <w:p>
+            <w:pPr>
+              <w:spacing w:after="50" w:before="0"/>
+            </w:pPr>
+            <w:r>
+              <w:rPr>
+                <w:color w:val="BBBBBB"/>
+                <w:sz w:val="18"/>
+                <w:szCs w:val="18"/>
+              </w:rPr>
+              <w:t xml:space="preserve">____________________________</w:t>
+            </w:r>
+          </w:p>
+          <w:p>
+            <w:pPr>
+              <w:spacing w:after="50" w:before="0"/>
+            </w:pPr>
+            <w:r>
+              <w:rPr>
+                <w:color w:val="BBBBBB"/>
+                <w:sz w:val="18"/>
+                <w:szCs w:val="18"/>
+              </w:rPr>
+              <w:t xml:space="preserve">____________________________</w:t>
+            </w:r>
+          </w:p>
+        </w:tc>
+        <w:tc>
+          <w:tcPr>
+            <w:tcW w:type="dxa" w:w="3000"/>
+            <w:shd w:fill="FBF3E2" w:color="auto" w:val="clear"/>
+            <w:tcMar>
+              <w:top w:type="dxa" w:w="80"/>
+              <w:left w:type="dxa" w:w="100"/>
+              <w:bottom w:type="dxa" w:w="80"/>
+              <w:right w:type="dxa" w:w="100"/>
+            </w:tcMar>
+            <w:vAlign w:val="top"/>
+          </w:tcPr>
+          <w:p>
+            <w:pPr>
+              <w:spacing w:after="30" w:before="0"/>
+            </w:pPr>
+            <w:r>
+              <w:rPr>
+                <w:b/>
+                <w:bCs/>
+                <w:color w:val="0F2B3C"/>
+                <w:sz w:val="18"/>
+                <w:szCs w:val="18"/>
+              </w:rPr>
+              <w:t xml:space="preserve">Because... ________________</w:t>
+            </w:r>
+          </w:p>
+          <w:p>
+            <w:pPr>
+              <w:spacing w:after="50" w:before="0"/>
+            </w:pPr>
+            <w:r>
+              <w:rPr>
+                <w:color w:val="BBBBBB"/>
+                <w:sz w:val="18"/>
+                <w:szCs w:val="18"/>
+              </w:rPr>
+              <w:t xml:space="preserve">____________________________</w:t>
+            </w:r>
+          </w:p>
+          <w:p>
+            <w:pPr>
+              <w:spacing w:after="30" w:before="40"/>
+            </w:pPr>
+            <w:r>
+              <w:rPr>
+                <w:b/>
+                <w:bCs/>
+                <w:color w:val="1A6FB5"/>
+                <w:sz w:val="18"/>
+                <w:szCs w:val="18"/>
+              </w:rPr>
+              <w:t xml:space="preserve">Although... _______________</w:t>
+            </w:r>
+          </w:p>
+          <w:p>
+            <w:pPr>
+              <w:spacing w:after="50" w:before="0"/>
+            </w:pPr>
+            <w:r>
+              <w:rPr>
+                <w:color w:val="BBBBBB"/>
+                <w:sz w:val="18"/>
+                <w:szCs w:val="18"/>
+              </w:rPr>
+              <w:t xml:space="preserve">____________________________</w:t>
+            </w:r>
+          </w:p>
+          <w:p>
+            <w:pPr>
+              <w:spacing w:after="30" w:before="40"/>
+            </w:pPr>
+            <w:r>
+              <w:rPr>
+                <w:b/>
+                <w:bCs/>
+                <w:color w:val="7A5400"/>
+                <w:sz w:val="18"/>
+                <w:szCs w:val="18"/>
+              </w:rPr>
+              <w:t xml:space="preserve">Therefore... ______________</w:t>
+            </w:r>
+          </w:p>
+          <w:p>
+            <w:pPr>
+              <w:spacing w:after="50" w:before="0"/>
+            </w:pPr>
+            <w:r>
+              <w:rPr>
+                <w:color w:val="BBBBBB"/>
+                <w:sz w:val="18"/>
+                <w:szCs w:val="18"/>
+              </w:rPr>
+              <w:t xml:space="preserve">____________________________</w:t>
+            </w:r>
+          </w:p>
+        </w:tc>
+      </w:tr>
+    </w:tbl>
+    <w:p>
+      <w:pPr>
+        <w:spacing w:after="60" w:before="0"/>
+      </w:pPr>
+      <w:r>
+        <w:t xml:space="preserve"/>
+      </w:r>
+    </w:p>
+    <w:tbl>
+      <w:tblPr>
+        <w:tblW w:type="dxa" w:w="9360"/>
+        <w:tblBorders>
+          <w:top w:val="single" w:color="C7D2DD" w:sz="6"/>
+          <w:left w:val="single" w:color="C7D2DD" w:sz="6"/>
+          <w:bottom w:val="single" w:color="C7D2DD" w:sz="6"/>
+          <w:right w:val="single" w:color="C7D2DD" w:sz="6"/>
+          <w:insideH w:val="single" w:color="C7D2DD" w:sz="6"/>
+          <w:insideV w:val="single" w:color="C7D2DD" w:sz="6"/>
+        </w:tblBorders>
+      </w:tblPr>
+      <w:tblGrid>
+        <w:gridCol w:w="2800"/>
+        <w:gridCol w:w="3560"/>
+        <w:gridCol w:w="3000"/>
+      </w:tblGrid>
+      <w:tr>
+        <w:trPr>
+          <w:cantSplit/>
+          <w:tblHeader/>
+        </w:trPr>
+        <w:tc>
+          <w:tcPr>
+            <w:tcW w:type="dxa" w:w="2800"/>
+            <w:shd w:fill="EEF4F8" w:color="auto" w:val="clear"/>
+            <w:tcMar>
+              <w:top w:type="dxa" w:w="60"/>
+              <w:left w:type="dxa" w:w="100"/>
+              <w:bottom w:type="dxa" w:w="60"/>
+              <w:right w:type="dxa" w:w="100"/>
+            </w:tcMar>
+          </w:tcPr>
+          <w:p>
+            <w:pPr>
+              <w:spacing w:after="0" w:before="0"/>
+            </w:pPr>
+            <w:r>
+              <w:rPr>
+                <w:b/>
+                <w:bCs/>
+                <w:color w:val="0F2B3C"/>
+                <w:sz w:val="16"/>
+                <w:szCs w:val="16"/>
+              </w:rPr>
+              <w:t xml:space="preserve">CORE PROBLEM / GIVEN REPRESENTATION</w:t>
+            </w:r>
+          </w:p>
+        </w:tc>
+        <w:tc>
+          <w:tcPr>
+            <w:tcW w:type="dxa" w:w="3560"/>
+            <w:shd w:fill="EEF4F8" w:color="auto" w:val="clear"/>
+            <w:tcMar>
+              <w:top w:type="dxa" w:w="60"/>
+              <w:left w:type="dxa" w:w="100"/>
+              <w:bottom w:type="dxa" w:w="60"/>
+              <w:right w:type="dxa" w:w="100"/>
+            </w:tcMar>
+          </w:tcPr>
+          <w:p>
+            <w:pPr>
+              <w:spacing w:after="0" w:before="0"/>
+            </w:pPr>
+            <w:r>
+              <w:rPr>
+                <w:b/>
+                <w:bCs/>
+                <w:color w:val="0F2B3C"/>
+                <w:sz w:val="16"/>
+                <w:szCs w:val="16"/>
+              </w:rPr>
+              <w:t xml:space="preserve">WORKING SPACE / CALCULATION STEPS</w:t>
+            </w:r>
+          </w:p>
+        </w:tc>
+        <w:tc>
+          <w:tcPr>
+            <w:tcW w:type="dxa" w:w="3000"/>
+            <w:shd w:fill="FBF3E2" w:color="auto" w:val="clear"/>
+            <w:tcMar>
+              <w:top w:type="dxa" w:w="60"/>
+              <w:left w:type="dxa" w:w="100"/>
+              <w:bottom w:type="dxa" w:w="60"/>
+              <w:right w:type="dxa" w:w="100"/>
+            </w:tcMar>
+          </w:tcPr>
+          <w:p>
+            <w:pPr>
+              <w:spacing w:after="0" w:before="0"/>
+            </w:pPr>
+            <w:r>
+              <w:rPr>
+                <w:b/>
+                <w:bCs/>
+                <w:color w:val="7A5400"/>
+                <w:sz w:val="16"/>
+                <w:szCs w:val="16"/>
+              </w:rPr>
+              <w:t xml:space="preserve">EXPLAIN YOUR REASONING</w:t>
+            </w:r>
+          </w:p>
+        </w:tc>
+      </w:tr>
+      <w:tr>
+        <w:trPr>
+          <w:cantSplit/>
+        </w:trPr>
+        <w:tc>
+          <w:tcPr>
+            <w:tcW w:type="dxa" w:w="2800"/>
+            <w:tcMar>
+              <w:top w:type="dxa" w:w="80"/>
+              <w:left w:type="dxa" w:w="100"/>
+              <w:bottom w:type="dxa" w:w="80"/>
+              <w:right w:type="dxa" w:w="100"/>
+            </w:tcMar>
+            <w:vAlign w:val="top"/>
+          </w:tcPr>
+          <w:p>
+            <w:pPr>
+              <w:spacing w:after="40" w:before="0"/>
+            </w:pPr>
+            <w:r>
+              <w:rPr>
+                <w:b/>
+                <w:bCs/>
+                <w:color w:val="0F2B3C"/>
+                <w:sz w:val="20"/>
+                <w:szCs w:val="20"/>
+              </w:rPr>
+              <w:t xml:space="preserve">2.  What number is just to the left of 3?</w:t>
+            </w:r>
+          </w:p>
+        </w:tc>
+        <w:tc>
+          <w:tcPr>
+            <w:tcW w:type="dxa" w:w="3560"/>
+            <w:tcMar>
+              <w:top w:type="dxa" w:w="80"/>
+              <w:left w:type="dxa" w:w="100"/>
+              <w:bottom w:type="dxa" w:w="80"/>
+              <w:right w:type="dxa" w:w="100"/>
+            </w:tcMar>
+            <w:vAlign w:val="top"/>
+          </w:tcPr>
+          <w:p>
+            <w:pPr>
+              <w:spacing w:after="50" w:before="0"/>
+            </w:pPr>
+            <w:r>
+              <w:rPr>
+                <w:color w:val="BBBBBB"/>
+                <w:sz w:val="18"/>
+                <w:szCs w:val="18"/>
+              </w:rPr>
+              <w:t xml:space="preserve">____________________________</w:t>
+            </w:r>
+          </w:p>
+          <w:p>
+            <w:pPr>
+              <w:spacing w:after="50" w:before="0"/>
+            </w:pPr>
+            <w:r>
+              <w:rPr>
+                <w:color w:val="BBBBBB"/>
+                <w:sz w:val="18"/>
+                <w:szCs w:val="18"/>
+              </w:rPr>
+              <w:t xml:space="preserve">____________________________</w:t>
+            </w:r>
+          </w:p>
+          <w:p>
+            <w:pPr>
+              <w:spacing w:after="50" w:before="0"/>
+            </w:pPr>
+            <w:r>
+              <w:rPr>
+                <w:color w:val="BBBBBB"/>
+                <w:sz w:val="18"/>
+                <w:szCs w:val="18"/>
+              </w:rPr>
+              <w:t xml:space="preserve">____________________________</w:t>
+            </w:r>
+          </w:p>
+          <w:p>
+            <w:pPr>
+              <w:spacing w:after="50" w:before="0"/>
+            </w:pPr>
+            <w:r>
+              <w:rPr>
+                <w:color w:val="BBBBBB"/>
+                <w:sz w:val="18"/>
+                <w:szCs w:val="18"/>
+              </w:rPr>
+              <w:t xml:space="preserve">____________________________</w:t>
+            </w:r>
+          </w:p>
+        </w:tc>
+        <w:tc>
+          <w:tcPr>
+            <w:tcW w:type="dxa" w:w="3000"/>
+            <w:shd w:fill="FBF3E2" w:color="auto" w:val="clear"/>
+            <w:tcMar>
+              <w:top w:type="dxa" w:w="80"/>
+              <w:left w:type="dxa" w:w="100"/>
+              <w:bottom w:type="dxa" w:w="80"/>
+              <w:right w:type="dxa" w:w="100"/>
+            </w:tcMar>
+            <w:vAlign w:val="top"/>
+          </w:tcPr>
+          <w:p>
+            <w:pPr>
+              <w:spacing w:after="30" w:before="0"/>
+            </w:pPr>
+            <w:r>
+              <w:rPr>
+                <w:b/>
+                <w:bCs/>
+                <w:color w:val="0F2B3C"/>
+                <w:sz w:val="18"/>
+                <w:szCs w:val="18"/>
+              </w:rPr>
+              <w:t xml:space="preserve">Because... ________________</w:t>
+            </w:r>
+          </w:p>
+          <w:p>
+            <w:pPr>
+              <w:spacing w:after="50" w:before="0"/>
+            </w:pPr>
+            <w:r>
+              <w:rPr>
+                <w:color w:val="BBBBBB"/>
+                <w:sz w:val="18"/>
+                <w:szCs w:val="18"/>
+              </w:rPr>
+              <w:t xml:space="preserve">____________________________</w:t>
+            </w:r>
+          </w:p>
+          <w:p>
+            <w:pPr>
+              <w:spacing w:after="30" w:before="40"/>
+            </w:pPr>
+            <w:r>
+              <w:rPr>
+                <w:b/>
+                <w:bCs/>
+                <w:color w:val="1A6FB5"/>
+                <w:sz w:val="18"/>
+                <w:szCs w:val="18"/>
+              </w:rPr>
+              <w:t xml:space="preserve">Although... _______________</w:t>
+            </w:r>
+          </w:p>
+          <w:p>
+            <w:pPr>
+              <w:spacing w:after="50" w:before="0"/>
+            </w:pPr>
+            <w:r>
+              <w:rPr>
+                <w:color w:val="BBBBBB"/>
+                <w:sz w:val="18"/>
+                <w:szCs w:val="18"/>
+              </w:rPr>
+              <w:t xml:space="preserve">____________________________</w:t>
+            </w:r>
+          </w:p>
+          <w:p>
+            <w:pPr>
+              <w:spacing w:after="30" w:before="40"/>
+            </w:pPr>
+            <w:r>
+              <w:rPr>
+                <w:b/>
+                <w:bCs/>
+                <w:color w:val="7A5400"/>
+                <w:sz w:val="18"/>
+                <w:szCs w:val="18"/>
+              </w:rPr>
+              <w:t xml:space="preserve">Therefore... ______________</w:t>
+            </w:r>
+          </w:p>
+          <w:p>
+            <w:pPr>
+              <w:spacing w:after="50" w:before="0"/>
+            </w:pPr>
+            <w:r>
+              <w:rPr>
+                <w:color w:val="BBBBBB"/>
+                <w:sz w:val="18"/>
+                <w:szCs w:val="18"/>
+              </w:rPr>
+              <w:t xml:space="preserve">____________________________</w:t>
+            </w:r>
+          </w:p>
+        </w:tc>
+      </w:tr>
+    </w:tbl>
+    <w:p>
+      <w:pPr>
+        <w:spacing w:after="60" w:before="0"/>
+      </w:pPr>
+      <w:r>
+        <w:t xml:space="preserve"/>
+      </w:r>
+    </w:p>
+    <w:tbl>
+      <w:tblPr>
+        <w:tblW w:type="dxa" w:w="9360"/>
+        <w:tblBorders>
+          <w:top w:val="single" w:color="C7D2DD" w:sz="6"/>
+          <w:left w:val="single" w:color="C7D2DD" w:sz="6"/>
+          <w:bottom w:val="single" w:color="C7D2DD" w:sz="6"/>
+          <w:right w:val="single" w:color="C7D2DD" w:sz="6"/>
+          <w:insideH w:val="single" w:color="C7D2DD" w:sz="6"/>
+          <w:insideV w:val="single" w:color="C7D2DD" w:sz="6"/>
+        </w:tblBorders>
+      </w:tblPr>
+      <w:tblGrid>
+        <w:gridCol w:w="2800"/>
+        <w:gridCol w:w="3560"/>
+        <w:gridCol w:w="3000"/>
+      </w:tblGrid>
+      <w:tr>
+        <w:trPr>
+          <w:cantSplit/>
+          <w:tblHeader/>
+        </w:trPr>
+        <w:tc>
+          <w:tcPr>
+            <w:tcW w:type="dxa" w:w="2800"/>
+            <w:shd w:fill="EEF4F8" w:color="auto" w:val="clear"/>
+            <w:tcMar>
+              <w:top w:type="dxa" w:w="60"/>
+              <w:left w:type="dxa" w:w="100"/>
+              <w:bottom w:type="dxa" w:w="60"/>
+              <w:right w:type="dxa" w:w="100"/>
+            </w:tcMar>
+          </w:tcPr>
+          <w:p>
+            <w:pPr>
+              <w:spacing w:after="0" w:before="0"/>
+            </w:pPr>
+            <w:r>
+              <w:rPr>
+                <w:b/>
+                <w:bCs/>
+                <w:color w:val="0F2B3C"/>
+                <w:sz w:val="16"/>
+                <w:szCs w:val="16"/>
+              </w:rPr>
+              <w:t xml:space="preserve">CORE PROBLEM / GIVEN REPRESENTATION</w:t>
+            </w:r>
+          </w:p>
+        </w:tc>
+        <w:tc>
+          <w:tcPr>
+            <w:tcW w:type="dxa" w:w="3560"/>
+            <w:shd w:fill="EEF4F8" w:color="auto" w:val="clear"/>
+            <w:tcMar>
+              <w:top w:type="dxa" w:w="60"/>
+              <w:left w:type="dxa" w:w="100"/>
+              <w:bottom w:type="dxa" w:w="60"/>
+              <w:right w:type="dxa" w:w="100"/>
+            </w:tcMar>
+          </w:tcPr>
+          <w:p>
+            <w:pPr>
+              <w:spacing w:after="0" w:before="0"/>
+            </w:pPr>
+            <w:r>
+              <w:rPr>
+                <w:b/>
+                <w:bCs/>
+                <w:color w:val="0F2B3C"/>
+                <w:sz w:val="16"/>
+                <w:szCs w:val="16"/>
+              </w:rPr>
+              <w:t xml:space="preserve">WORKING SPACE / CALCULATION STEPS</w:t>
+            </w:r>
+          </w:p>
+        </w:tc>
+        <w:tc>
+          <w:tcPr>
+            <w:tcW w:type="dxa" w:w="3000"/>
+            <w:shd w:fill="FBF3E2" w:color="auto" w:val="clear"/>
+            <w:tcMar>
+              <w:top w:type="dxa" w:w="60"/>
+              <w:left w:type="dxa" w:w="100"/>
+              <w:bottom w:type="dxa" w:w="60"/>
+              <w:right w:type="dxa" w:w="100"/>
+            </w:tcMar>
+          </w:tcPr>
+          <w:p>
+            <w:pPr>
+              <w:spacing w:after="0" w:before="0"/>
+            </w:pPr>
+            <w:r>
+              <w:rPr>
+                <w:b/>
+                <w:bCs/>
+                <w:color w:val="7A5400"/>
+                <w:sz w:val="16"/>
+                <w:szCs w:val="16"/>
+              </w:rPr>
+              <w:t xml:space="preserve">EXPLAIN YOUR REASONING</w:t>
+            </w:r>
+          </w:p>
+        </w:tc>
+      </w:tr>
+      <w:tr>
+        <w:trPr>
+          <w:cantSplit/>
+        </w:trPr>
+        <w:tc>
+          <w:tcPr>
+            <w:tcW w:type="dxa" w:w="2800"/>
+            <w:tcMar>
+              <w:top w:type="dxa" w:w="80"/>
+              <w:left w:type="dxa" w:w="100"/>
+              <w:bottom w:type="dxa" w:w="80"/>
+              <w:right w:type="dxa" w:w="100"/>
+            </w:tcMar>
+            <w:vAlign w:val="top"/>
+          </w:tcPr>
+          <w:p>
+            <w:pPr>
+              <w:spacing w:after="40" w:before="0"/>
+            </w:pPr>
+            <w:r>
+              <w:rPr>
+                <w:b/>
+                <w:bCs/>
+                <w:color w:val="0F2B3C"/>
+                <w:sz w:val="20"/>
+                <w:szCs w:val="20"/>
+              </w:rPr>
+              <w:t xml:space="preserve">3.  Which number is bigger: 1 or 6?</w:t>
+            </w:r>
+          </w:p>
+          <w:p>
+            <w:pPr>
+              <w:spacing w:after="0" w:before="0"/>
+            </w:pPr>
+            <w:r>
+              <w:rPr>
+                <w:color w:val="5E6E7E"/>
+                <w:sz w:val="18"/>
+                <w:szCs w:val="18"/>
+              </w:rPr>
+              <w:t xml:space="preserve">Choices: 1   /   6</w:t>
+            </w:r>
+          </w:p>
+        </w:tc>
+        <w:tc>
+          <w:tcPr>
+            <w:tcW w:type="dxa" w:w="3560"/>
+            <w:tcMar>
+              <w:top w:type="dxa" w:w="80"/>
+              <w:left w:type="dxa" w:w="100"/>
+              <w:bottom w:type="dxa" w:w="80"/>
+              <w:right w:type="dxa" w:w="100"/>
+            </w:tcMar>
+            <w:vAlign w:val="top"/>
+          </w:tcPr>
+          <w:p>
+            <w:pPr>
+              <w:spacing w:after="50" w:before="0"/>
+            </w:pPr>
+            <w:r>
+              <w:rPr>
+                <w:color w:val="BBBBBB"/>
+                <w:sz w:val="18"/>
+                <w:szCs w:val="18"/>
+              </w:rPr>
+              <w:t xml:space="preserve">____________________________</w:t>
+            </w:r>
+          </w:p>
+          <w:p>
+            <w:pPr>
+              <w:spacing w:after="50" w:before="0"/>
+            </w:pPr>
+            <w:r>
+              <w:rPr>
+                <w:color w:val="BBBBBB"/>
+                <w:sz w:val="18"/>
+                <w:szCs w:val="18"/>
+              </w:rPr>
+              <w:t xml:space="preserve">____________________________</w:t>
+            </w:r>
+          </w:p>
+          <w:p>
+            <w:pPr>
+              <w:spacing w:after="50" w:before="0"/>
+            </w:pPr>
+            <w:r>
+              <w:rPr>
+                <w:color w:val="BBBBBB"/>
+                <w:sz w:val="18"/>
+                <w:szCs w:val="18"/>
+              </w:rPr>
+              <w:t xml:space="preserve">____________________________</w:t>
+            </w:r>
+          </w:p>
+          <w:p>
+            <w:pPr>
+              <w:spacing w:after="50" w:before="0"/>
+            </w:pPr>
+            <w:r>
+              <w:rPr>
+                <w:color w:val="BBBBBB"/>
+                <w:sz w:val="18"/>
+                <w:szCs w:val="18"/>
+              </w:rPr>
+              <w:t xml:space="preserve">____________________________</w:t>
+            </w:r>
+          </w:p>
+        </w:tc>
+        <w:tc>
+          <w:tcPr>
+            <w:tcW w:type="dxa" w:w="3000"/>
+            <w:shd w:fill="FBF3E2" w:color="auto" w:val="clear"/>
+            <w:tcMar>
+              <w:top w:type="dxa" w:w="80"/>
+              <w:left w:type="dxa" w:w="100"/>
+              <w:bottom w:type="dxa" w:w="80"/>
+              <w:right w:type="dxa" w:w="100"/>
+            </w:tcMar>
+            <w:vAlign w:val="top"/>
+          </w:tcPr>
+          <w:p>
+            <w:pPr>
+              <w:spacing w:after="30" w:before="0"/>
+            </w:pPr>
+            <w:r>
+              <w:rPr>
+                <w:b/>
+                <w:bCs/>
+                <w:color w:val="0F2B3C"/>
+                <w:sz w:val="18"/>
+                <w:szCs w:val="18"/>
+              </w:rPr>
+              <w:t xml:space="preserve">Because... ________________</w:t>
+            </w:r>
+          </w:p>
+          <w:p>
+            <w:pPr>
+              <w:spacing w:after="50" w:before="0"/>
+            </w:pPr>
+            <w:r>
+              <w:rPr>
+                <w:color w:val="BBBBBB"/>
+                <w:sz w:val="18"/>
+                <w:szCs w:val="18"/>
+              </w:rPr>
+              <w:t xml:space="preserve">____________________________</w:t>
+            </w:r>
+          </w:p>
+          <w:p>
+            <w:pPr>
+              <w:spacing w:after="30" w:before="40"/>
+            </w:pPr>
+            <w:r>
+              <w:rPr>
+                <w:b/>
+                <w:bCs/>
+                <w:color w:val="1A6FB5"/>
+                <w:sz w:val="18"/>
+                <w:szCs w:val="18"/>
+              </w:rPr>
+              <w:t xml:space="preserve">Although... _______________</w:t>
+            </w:r>
+          </w:p>
+          <w:p>
+            <w:pPr>
+              <w:spacing w:after="50" w:before="0"/>
+            </w:pPr>
+            <w:r>
+              <w:rPr>
+                <w:color w:val="BBBBBB"/>
+                <w:sz w:val="18"/>
+                <w:szCs w:val="18"/>
+              </w:rPr>
+              <w:t xml:space="preserve">____________________________</w:t>
+            </w:r>
+          </w:p>
+          <w:p>
+            <w:pPr>
+              <w:spacing w:after="30" w:before="40"/>
+            </w:pPr>
+            <w:r>
+              <w:rPr>
+                <w:b/>
+                <w:bCs/>
+                <w:color w:val="7A5400"/>
+                <w:sz w:val="18"/>
+                <w:szCs w:val="18"/>
+              </w:rPr>
+              <w:t xml:space="preserve">Therefore... ______________</w:t>
+            </w:r>
+          </w:p>
+          <w:p>
+            <w:pPr>
+              <w:spacing w:after="50" w:before="0"/>
+            </w:pPr>
+            <w:r>
+              <w:rPr>
+                <w:color w:val="BBBBBB"/>
+                <w:sz w:val="18"/>
+                <w:szCs w:val="18"/>
+              </w:rPr>
+              <w:t xml:space="preserve">____________________________</w:t>
+            </w:r>
+          </w:p>
+        </w:tc>
+      </w:tr>
+    </w:tbl>
+    <w:p>
+      <w:pPr>
+        <w:spacing w:after="60" w:before="0"/>
+      </w:pPr>
+      <w:r>
+        <w:t xml:space="preserve"/>
       </w:r>
     </w:p>
     <w:p>
@@ -238,76 +2339,642 @@
         <w:t xml:space="preserve">Which side gets shaded?</w:t>
       </w:r>
     </w:p>
-    <w:p>
-      <w:pPr>
-        <w:spacing w:after="40" w:before="0"/>
-      </w:pPr>
-      <w:r>
-        <w:rPr>
-          <w:sz w:val="22"/>
-          <w:szCs w:val="22"/>
-        </w:rPr>
-        <w:t xml:space="preserve">1.  To graph n &gt; 5, you shade numbers…</w:t>
-      </w:r>
-    </w:p>
-    <w:p>
-      <w:pPr>
-        <w:spacing w:after="40" w:before="0"/>
-      </w:pPr>
-      <w:r>
-        <w:rPr>
-          <w:color w:val="5E6E7E"/>
-          <w:sz w:val="20"/>
-          <w:szCs w:val="20"/>
-        </w:rPr>
-        <w:t xml:space="preserve">     choices: to the right of 5   /   to the left of 5</w:t>
-      </w:r>
-    </w:p>
-    <w:p>
-      <w:pPr>
-        <w:spacing w:after="80" w:before="0"/>
-      </w:pPr>
-      <w:r>
-        <w:rPr>
-          <w:color w:val="BBBBBB"/>
-        </w:rPr>
-        <w:t xml:space="preserve">____________________________________________________</w:t>
-      </w:r>
-    </w:p>
-    <w:p>
-      <w:pPr>
-        <w:spacing w:after="40" w:before="0"/>
-      </w:pPr>
-      <w:r>
-        <w:rPr>
-          <w:sz w:val="22"/>
-          <w:szCs w:val="22"/>
-        </w:rPr>
-        <w:t xml:space="preserve">2.  To graph n &lt; 2, you shade numbers…</w:t>
-      </w:r>
-    </w:p>
-    <w:p>
-      <w:pPr>
-        <w:spacing w:after="40" w:before="0"/>
-      </w:pPr>
-      <w:r>
-        <w:rPr>
-          <w:color w:val="5E6E7E"/>
-          <w:sz w:val="20"/>
-          <w:szCs w:val="20"/>
-        </w:rPr>
-        <w:t xml:space="preserve">     choices: to the right of 2   /   to the left of 2</w:t>
-      </w:r>
-    </w:p>
-    <w:p>
-      <w:pPr>
-        <w:spacing w:after="80" w:before="0"/>
-      </w:pPr>
-      <w:r>
-        <w:rPr>
-          <w:color w:val="BBBBBB"/>
-        </w:rPr>
-        <w:t xml:space="preserve">____________________________________________________</w:t>
+    <w:tbl>
+      <w:tblPr>
+        <w:tblW w:type="dxa" w:w="9360"/>
+        <w:tblBorders>
+          <w:top w:val="single" w:color="C7D2DD" w:sz="6"/>
+          <w:left w:val="single" w:color="C7D2DD" w:sz="6"/>
+          <w:bottom w:val="single" w:color="C7D2DD" w:sz="6"/>
+          <w:right w:val="single" w:color="C7D2DD" w:sz="6"/>
+          <w:insideH w:val="single" w:color="C7D2DD" w:sz="6"/>
+          <w:insideV w:val="single" w:color="C7D2DD" w:sz="6"/>
+        </w:tblBorders>
+      </w:tblPr>
+      <w:tblGrid>
+        <w:gridCol w:w="2800"/>
+        <w:gridCol w:w="3560"/>
+        <w:gridCol w:w="3000"/>
+      </w:tblGrid>
+      <w:tr>
+        <w:trPr>
+          <w:cantSplit/>
+          <w:tblHeader/>
+        </w:trPr>
+        <w:tc>
+          <w:tcPr>
+            <w:tcW w:type="dxa" w:w="2800"/>
+            <w:shd w:fill="EEF4F8" w:color="auto" w:val="clear"/>
+            <w:tcMar>
+              <w:top w:type="dxa" w:w="60"/>
+              <w:left w:type="dxa" w:w="100"/>
+              <w:bottom w:type="dxa" w:w="60"/>
+              <w:right w:type="dxa" w:w="100"/>
+            </w:tcMar>
+          </w:tcPr>
+          <w:p>
+            <w:pPr>
+              <w:spacing w:after="0" w:before="0"/>
+            </w:pPr>
+            <w:r>
+              <w:rPr>
+                <w:b/>
+                <w:bCs/>
+                <w:color w:val="0F2B3C"/>
+                <w:sz w:val="16"/>
+                <w:szCs w:val="16"/>
+              </w:rPr>
+              <w:t xml:space="preserve">CORE PROBLEM / GIVEN REPRESENTATION</w:t>
+            </w:r>
+          </w:p>
+        </w:tc>
+        <w:tc>
+          <w:tcPr>
+            <w:tcW w:type="dxa" w:w="3560"/>
+            <w:shd w:fill="EEF4F8" w:color="auto" w:val="clear"/>
+            <w:tcMar>
+              <w:top w:type="dxa" w:w="60"/>
+              <w:left w:type="dxa" w:w="100"/>
+              <w:bottom w:type="dxa" w:w="60"/>
+              <w:right w:type="dxa" w:w="100"/>
+            </w:tcMar>
+          </w:tcPr>
+          <w:p>
+            <w:pPr>
+              <w:spacing w:after="0" w:before="0"/>
+            </w:pPr>
+            <w:r>
+              <w:rPr>
+                <w:b/>
+                <w:bCs/>
+                <w:color w:val="0F2B3C"/>
+                <w:sz w:val="16"/>
+                <w:szCs w:val="16"/>
+              </w:rPr>
+              <w:t xml:space="preserve">WORKING SPACE / CALCULATION STEPS</w:t>
+            </w:r>
+          </w:p>
+        </w:tc>
+        <w:tc>
+          <w:tcPr>
+            <w:tcW w:type="dxa" w:w="3000"/>
+            <w:shd w:fill="FBF3E2" w:color="auto" w:val="clear"/>
+            <w:tcMar>
+              <w:top w:type="dxa" w:w="60"/>
+              <w:left w:type="dxa" w:w="100"/>
+              <w:bottom w:type="dxa" w:w="60"/>
+              <w:right w:type="dxa" w:w="100"/>
+            </w:tcMar>
+          </w:tcPr>
+          <w:p>
+            <w:pPr>
+              <w:spacing w:after="0" w:before="0"/>
+            </w:pPr>
+            <w:r>
+              <w:rPr>
+                <w:b/>
+                <w:bCs/>
+                <w:color w:val="7A5400"/>
+                <w:sz w:val="16"/>
+                <w:szCs w:val="16"/>
+              </w:rPr>
+              <w:t xml:space="preserve">EXPLAIN YOUR REASONING</w:t>
+            </w:r>
+          </w:p>
+        </w:tc>
+      </w:tr>
+      <w:tr>
+        <w:trPr>
+          <w:cantSplit/>
+        </w:trPr>
+        <w:tc>
+          <w:tcPr>
+            <w:tcW w:type="dxa" w:w="2800"/>
+            <w:tcMar>
+              <w:top w:type="dxa" w:w="80"/>
+              <w:left w:type="dxa" w:w="100"/>
+              <w:bottom w:type="dxa" w:w="80"/>
+              <w:right w:type="dxa" w:w="100"/>
+            </w:tcMar>
+            <w:vAlign w:val="top"/>
+          </w:tcPr>
+          <w:p>
+            <w:pPr>
+              <w:spacing w:after="40" w:before="0"/>
+            </w:pPr>
+            <w:r>
+              <w:rPr>
+                <w:b/>
+                <w:bCs/>
+                <w:color w:val="0F2B3C"/>
+                <w:sz w:val="20"/>
+                <w:szCs w:val="20"/>
+              </w:rPr>
+              <w:t xml:space="preserve">1.  To graph n &gt; 5, you shade numbers…</w:t>
+            </w:r>
+          </w:p>
+          <w:p>
+            <w:pPr>
+              <w:spacing w:after="0" w:before="0"/>
+            </w:pPr>
+            <w:r>
+              <w:rPr>
+                <w:color w:val="5E6E7E"/>
+                <w:sz w:val="18"/>
+                <w:szCs w:val="18"/>
+              </w:rPr>
+              <w:t xml:space="preserve">Choices: to the right of 5   /   to the left of 5</w:t>
+            </w:r>
+          </w:p>
+        </w:tc>
+        <w:tc>
+          <w:tcPr>
+            <w:tcW w:type="dxa" w:w="3560"/>
+            <w:tcMar>
+              <w:top w:type="dxa" w:w="80"/>
+              <w:left w:type="dxa" w:w="100"/>
+              <w:bottom w:type="dxa" w:w="80"/>
+              <w:right w:type="dxa" w:w="100"/>
+            </w:tcMar>
+            <w:vAlign w:val="top"/>
+          </w:tcPr>
+          <w:p>
+            <w:pPr>
+              <w:spacing w:after="50" w:before="0"/>
+            </w:pPr>
+            <w:r>
+              <w:rPr>
+                <w:color w:val="BBBBBB"/>
+                <w:sz w:val="18"/>
+                <w:szCs w:val="18"/>
+              </w:rPr>
+              <w:t xml:space="preserve">____________________________</w:t>
+            </w:r>
+          </w:p>
+          <w:p>
+            <w:pPr>
+              <w:spacing w:after="50" w:before="0"/>
+            </w:pPr>
+            <w:r>
+              <w:rPr>
+                <w:color w:val="BBBBBB"/>
+                <w:sz w:val="18"/>
+                <w:szCs w:val="18"/>
+              </w:rPr>
+              <w:t xml:space="preserve">____________________________</w:t>
+            </w:r>
+          </w:p>
+          <w:p>
+            <w:pPr>
+              <w:spacing w:after="50" w:before="0"/>
+            </w:pPr>
+            <w:r>
+              <w:rPr>
+                <w:color w:val="BBBBBB"/>
+                <w:sz w:val="18"/>
+                <w:szCs w:val="18"/>
+              </w:rPr>
+              <w:t xml:space="preserve">____________________________</w:t>
+            </w:r>
+          </w:p>
+          <w:p>
+            <w:pPr>
+              <w:spacing w:after="50" w:before="0"/>
+            </w:pPr>
+            <w:r>
+              <w:rPr>
+                <w:color w:val="BBBBBB"/>
+                <w:sz w:val="18"/>
+                <w:szCs w:val="18"/>
+              </w:rPr>
+              <w:t xml:space="preserve">____________________________</w:t>
+            </w:r>
+          </w:p>
+        </w:tc>
+        <w:tc>
+          <w:tcPr>
+            <w:tcW w:type="dxa" w:w="3000"/>
+            <w:shd w:fill="FBF3E2" w:color="auto" w:val="clear"/>
+            <w:tcMar>
+              <w:top w:type="dxa" w:w="80"/>
+              <w:left w:type="dxa" w:w="100"/>
+              <w:bottom w:type="dxa" w:w="80"/>
+              <w:right w:type="dxa" w:w="100"/>
+            </w:tcMar>
+            <w:vAlign w:val="top"/>
+          </w:tcPr>
+          <w:p>
+            <w:pPr>
+              <w:spacing w:after="30" w:before="0"/>
+            </w:pPr>
+            <w:r>
+              <w:rPr>
+                <w:b/>
+                <w:bCs/>
+                <w:color w:val="0F2B3C"/>
+                <w:sz w:val="18"/>
+                <w:szCs w:val="18"/>
+              </w:rPr>
+              <w:t xml:space="preserve">Because... ________________</w:t>
+            </w:r>
+          </w:p>
+          <w:p>
+            <w:pPr>
+              <w:spacing w:after="50" w:before="0"/>
+            </w:pPr>
+            <w:r>
+              <w:rPr>
+                <w:color w:val="BBBBBB"/>
+                <w:sz w:val="18"/>
+                <w:szCs w:val="18"/>
+              </w:rPr>
+              <w:t xml:space="preserve">____________________________</w:t>
+            </w:r>
+          </w:p>
+          <w:p>
+            <w:pPr>
+              <w:spacing w:after="30" w:before="40"/>
+            </w:pPr>
+            <w:r>
+              <w:rPr>
+                <w:b/>
+                <w:bCs/>
+                <w:color w:val="1A6FB5"/>
+                <w:sz w:val="18"/>
+                <w:szCs w:val="18"/>
+              </w:rPr>
+              <w:t xml:space="preserve">Although... _______________</w:t>
+            </w:r>
+          </w:p>
+          <w:p>
+            <w:pPr>
+              <w:spacing w:after="50" w:before="0"/>
+            </w:pPr>
+            <w:r>
+              <w:rPr>
+                <w:color w:val="BBBBBB"/>
+                <w:sz w:val="18"/>
+                <w:szCs w:val="18"/>
+              </w:rPr>
+              <w:t xml:space="preserve">____________________________</w:t>
+            </w:r>
+          </w:p>
+          <w:p>
+            <w:pPr>
+              <w:spacing w:after="30" w:before="40"/>
+            </w:pPr>
+            <w:r>
+              <w:rPr>
+                <w:b/>
+                <w:bCs/>
+                <w:color w:val="7A5400"/>
+                <w:sz w:val="18"/>
+                <w:szCs w:val="18"/>
+              </w:rPr>
+              <w:t xml:space="preserve">Therefore... ______________</w:t>
+            </w:r>
+          </w:p>
+          <w:p>
+            <w:pPr>
+              <w:spacing w:after="50" w:before="0"/>
+            </w:pPr>
+            <w:r>
+              <w:rPr>
+                <w:color w:val="BBBBBB"/>
+                <w:sz w:val="18"/>
+                <w:szCs w:val="18"/>
+              </w:rPr>
+              <w:t xml:space="preserve">____________________________</w:t>
+            </w:r>
+          </w:p>
+        </w:tc>
+      </w:tr>
+    </w:tbl>
+    <w:p>
+      <w:pPr>
+        <w:spacing w:after="60" w:before="0"/>
+      </w:pPr>
+      <w:r>
+        <w:t xml:space="preserve"/>
+      </w:r>
+    </w:p>
+    <w:tbl>
+      <w:tblPr>
+        <w:tblW w:type="dxa" w:w="9360"/>
+        <w:tblBorders>
+          <w:top w:val="single" w:color="C7D2DD" w:sz="6"/>
+          <w:left w:val="single" w:color="C7D2DD" w:sz="6"/>
+          <w:bottom w:val="single" w:color="C7D2DD" w:sz="6"/>
+          <w:right w:val="single" w:color="C7D2DD" w:sz="6"/>
+          <w:insideH w:val="single" w:color="C7D2DD" w:sz="6"/>
+          <w:insideV w:val="single" w:color="C7D2DD" w:sz="6"/>
+        </w:tblBorders>
+      </w:tblPr>
+      <w:tblGrid>
+        <w:gridCol w:w="2800"/>
+        <w:gridCol w:w="3560"/>
+        <w:gridCol w:w="3000"/>
+      </w:tblGrid>
+      <w:tr>
+        <w:trPr>
+          <w:cantSplit/>
+          <w:tblHeader/>
+        </w:trPr>
+        <w:tc>
+          <w:tcPr>
+            <w:tcW w:type="dxa" w:w="2800"/>
+            <w:shd w:fill="EEF4F8" w:color="auto" w:val="clear"/>
+            <w:tcMar>
+              <w:top w:type="dxa" w:w="60"/>
+              <w:left w:type="dxa" w:w="100"/>
+              <w:bottom w:type="dxa" w:w="60"/>
+              <w:right w:type="dxa" w:w="100"/>
+            </w:tcMar>
+          </w:tcPr>
+          <w:p>
+            <w:pPr>
+              <w:spacing w:after="0" w:before="0"/>
+            </w:pPr>
+            <w:r>
+              <w:rPr>
+                <w:b/>
+                <w:bCs/>
+                <w:color w:val="0F2B3C"/>
+                <w:sz w:val="16"/>
+                <w:szCs w:val="16"/>
+              </w:rPr>
+              <w:t xml:space="preserve">CORE PROBLEM / GIVEN REPRESENTATION</w:t>
+            </w:r>
+          </w:p>
+        </w:tc>
+        <w:tc>
+          <w:tcPr>
+            <w:tcW w:type="dxa" w:w="3560"/>
+            <w:shd w:fill="EEF4F8" w:color="auto" w:val="clear"/>
+            <w:tcMar>
+              <w:top w:type="dxa" w:w="60"/>
+              <w:left w:type="dxa" w:w="100"/>
+              <w:bottom w:type="dxa" w:w="60"/>
+              <w:right w:type="dxa" w:w="100"/>
+            </w:tcMar>
+          </w:tcPr>
+          <w:p>
+            <w:pPr>
+              <w:spacing w:after="0" w:before="0"/>
+            </w:pPr>
+            <w:r>
+              <w:rPr>
+                <w:b/>
+                <w:bCs/>
+                <w:color w:val="0F2B3C"/>
+                <w:sz w:val="16"/>
+                <w:szCs w:val="16"/>
+              </w:rPr>
+              <w:t xml:space="preserve">WORKING SPACE / CALCULATION STEPS</w:t>
+            </w:r>
+          </w:p>
+        </w:tc>
+        <w:tc>
+          <w:tcPr>
+            <w:tcW w:type="dxa" w:w="3000"/>
+            <w:shd w:fill="FBF3E2" w:color="auto" w:val="clear"/>
+            <w:tcMar>
+              <w:top w:type="dxa" w:w="60"/>
+              <w:left w:type="dxa" w:w="100"/>
+              <w:bottom w:type="dxa" w:w="60"/>
+              <w:right w:type="dxa" w:w="100"/>
+            </w:tcMar>
+          </w:tcPr>
+          <w:p>
+            <w:pPr>
+              <w:spacing w:after="0" w:before="0"/>
+            </w:pPr>
+            <w:r>
+              <w:rPr>
+                <w:b/>
+                <w:bCs/>
+                <w:color w:val="7A5400"/>
+                <w:sz w:val="16"/>
+                <w:szCs w:val="16"/>
+              </w:rPr>
+              <w:t xml:space="preserve">EXPLAIN YOUR REASONING</w:t>
+            </w:r>
+          </w:p>
+        </w:tc>
+      </w:tr>
+      <w:tr>
+        <w:trPr>
+          <w:cantSplit/>
+        </w:trPr>
+        <w:tc>
+          <w:tcPr>
+            <w:tcW w:type="dxa" w:w="2800"/>
+            <w:tcMar>
+              <w:top w:type="dxa" w:w="80"/>
+              <w:left w:type="dxa" w:w="100"/>
+              <w:bottom w:type="dxa" w:w="80"/>
+              <w:right w:type="dxa" w:w="100"/>
+            </w:tcMar>
+            <w:vAlign w:val="top"/>
+          </w:tcPr>
+          <w:p>
+            <w:pPr>
+              <w:spacing w:after="40" w:before="0"/>
+            </w:pPr>
+            <w:r>
+              <w:rPr>
+                <w:b/>
+                <w:bCs/>
+                <w:color w:val="0F2B3C"/>
+                <w:sz w:val="20"/>
+                <w:szCs w:val="20"/>
+              </w:rPr>
+              <w:t xml:space="preserve">2.  To graph n &lt; 2, you shade numbers…</w:t>
+            </w:r>
+          </w:p>
+          <w:p>
+            <w:pPr>
+              <w:spacing w:after="0" w:before="0"/>
+            </w:pPr>
+            <w:r>
+              <w:rPr>
+                <w:color w:val="5E6E7E"/>
+                <w:sz w:val="18"/>
+                <w:szCs w:val="18"/>
+              </w:rPr>
+              <w:t xml:space="preserve">Choices: to the right of 2   /   to the left of 2</w:t>
+            </w:r>
+          </w:p>
+        </w:tc>
+        <w:tc>
+          <w:tcPr>
+            <w:tcW w:type="dxa" w:w="3560"/>
+            <w:tcMar>
+              <w:top w:type="dxa" w:w="80"/>
+              <w:left w:type="dxa" w:w="100"/>
+              <w:bottom w:type="dxa" w:w="80"/>
+              <w:right w:type="dxa" w:w="100"/>
+            </w:tcMar>
+            <w:vAlign w:val="top"/>
+          </w:tcPr>
+          <w:p>
+            <w:pPr>
+              <w:spacing w:after="50" w:before="0"/>
+            </w:pPr>
+            <w:r>
+              <w:rPr>
+                <w:color w:val="BBBBBB"/>
+                <w:sz w:val="18"/>
+                <w:szCs w:val="18"/>
+              </w:rPr>
+              <w:t xml:space="preserve">____________________________</w:t>
+            </w:r>
+          </w:p>
+          <w:p>
+            <w:pPr>
+              <w:spacing w:after="50" w:before="0"/>
+            </w:pPr>
+            <w:r>
+              <w:rPr>
+                <w:color w:val="BBBBBB"/>
+                <w:sz w:val="18"/>
+                <w:szCs w:val="18"/>
+              </w:rPr>
+              <w:t xml:space="preserve">____________________________</w:t>
+            </w:r>
+          </w:p>
+          <w:p>
+            <w:pPr>
+              <w:spacing w:after="50" w:before="0"/>
+            </w:pPr>
+            <w:r>
+              <w:rPr>
+                <w:color w:val="BBBBBB"/>
+                <w:sz w:val="18"/>
+                <w:szCs w:val="18"/>
+              </w:rPr>
+              <w:t xml:space="preserve">____________________________</w:t>
+            </w:r>
+          </w:p>
+          <w:p>
+            <w:pPr>
+              <w:spacing w:after="50" w:before="0"/>
+            </w:pPr>
+            <w:r>
+              <w:rPr>
+                <w:color w:val="BBBBBB"/>
+                <w:sz w:val="18"/>
+                <w:szCs w:val="18"/>
+              </w:rPr>
+              <w:t xml:space="preserve">____________________________</w:t>
+            </w:r>
+          </w:p>
+        </w:tc>
+        <w:tc>
+          <w:tcPr>
+            <w:tcW w:type="dxa" w:w="3000"/>
+            <w:shd w:fill="FBF3E2" w:color="auto" w:val="clear"/>
+            <w:tcMar>
+              <w:top w:type="dxa" w:w="80"/>
+              <w:left w:type="dxa" w:w="100"/>
+              <w:bottom w:type="dxa" w:w="80"/>
+              <w:right w:type="dxa" w:w="100"/>
+            </w:tcMar>
+            <w:vAlign w:val="top"/>
+          </w:tcPr>
+          <w:p>
+            <w:pPr>
+              <w:spacing w:after="30" w:before="0"/>
+            </w:pPr>
+            <w:r>
+              <w:rPr>
+                <w:b/>
+                <w:bCs/>
+                <w:color w:val="0F2B3C"/>
+                <w:sz w:val="18"/>
+                <w:szCs w:val="18"/>
+              </w:rPr>
+              <w:t xml:space="preserve">Because... ________________</w:t>
+            </w:r>
+          </w:p>
+          <w:p>
+            <w:pPr>
+              <w:spacing w:after="50" w:before="0"/>
+            </w:pPr>
+            <w:r>
+              <w:rPr>
+                <w:color w:val="BBBBBB"/>
+                <w:sz w:val="18"/>
+                <w:szCs w:val="18"/>
+              </w:rPr>
+              <w:t xml:space="preserve">____________________________</w:t>
+            </w:r>
+          </w:p>
+          <w:p>
+            <w:pPr>
+              <w:spacing w:after="30" w:before="40"/>
+            </w:pPr>
+            <w:r>
+              <w:rPr>
+                <w:b/>
+                <w:bCs/>
+                <w:color w:val="1A6FB5"/>
+                <w:sz w:val="18"/>
+                <w:szCs w:val="18"/>
+              </w:rPr>
+              <w:t xml:space="preserve">Although... _______________</w:t>
+            </w:r>
+          </w:p>
+          <w:p>
+            <w:pPr>
+              <w:spacing w:after="50" w:before="0"/>
+            </w:pPr>
+            <w:r>
+              <w:rPr>
+                <w:color w:val="BBBBBB"/>
+                <w:sz w:val="18"/>
+                <w:szCs w:val="18"/>
+              </w:rPr>
+              <w:t xml:space="preserve">____________________________</w:t>
+            </w:r>
+          </w:p>
+          <w:p>
+            <w:pPr>
+              <w:spacing w:after="30" w:before="40"/>
+            </w:pPr>
+            <w:r>
+              <w:rPr>
+                <w:b/>
+                <w:bCs/>
+                <w:color w:val="7A5400"/>
+                <w:sz w:val="18"/>
+                <w:szCs w:val="18"/>
+              </w:rPr>
+              <w:t xml:space="preserve">Therefore... ______________</w:t>
+            </w:r>
+          </w:p>
+          <w:p>
+            <w:pPr>
+              <w:spacing w:after="50" w:before="0"/>
+            </w:pPr>
+            <w:r>
+              <w:rPr>
+                <w:color w:val="BBBBBB"/>
+                <w:sz w:val="18"/>
+                <w:szCs w:val="18"/>
+              </w:rPr>
+              <w:t xml:space="preserve">____________________________</w:t>
+            </w:r>
+          </w:p>
+        </w:tc>
+      </w:tr>
+    </w:tbl>
+    <w:p>
+      <w:pPr>
+        <w:spacing w:after="60" w:before="0"/>
+      </w:pPr>
+      <w:r>
+        <w:t xml:space="preserve"/>
       </w:r>
     </w:p>
     <w:p>
@@ -339,76 +3006,642 @@
         <w:t xml:space="preserve">Is the number part of the graph?</w:t>
       </w:r>
     </w:p>
-    <w:p>
-      <w:pPr>
-        <w:spacing w:after="40" w:before="0"/>
-      </w:pPr>
-      <w:r>
-        <w:rPr>
-          <w:sz w:val="22"/>
-          <w:szCs w:val="22"/>
-        </w:rPr>
-        <w:t xml:space="preserve">1.  Is 6 part of the graph of n &gt; 4?</w:t>
-      </w:r>
-    </w:p>
-    <w:p>
-      <w:pPr>
-        <w:spacing w:after="40" w:before="0"/>
-      </w:pPr>
-      <w:r>
-        <w:rPr>
-          <w:color w:val="5E6E7E"/>
-          <w:sz w:val="20"/>
-          <w:szCs w:val="20"/>
-        </w:rPr>
-        <w:t xml:space="preserve">     choices: Yes — 6 is greater than 4   /   No</w:t>
-      </w:r>
-    </w:p>
-    <w:p>
-      <w:pPr>
-        <w:spacing w:after="80" w:before="0"/>
-      </w:pPr>
-      <w:r>
-        <w:rPr>
-          <w:color w:val="BBBBBB"/>
-        </w:rPr>
-        <w:t xml:space="preserve">____________________________________________________</w:t>
-      </w:r>
-    </w:p>
-    <w:p>
-      <w:pPr>
-        <w:spacing w:after="40" w:before="0"/>
-      </w:pPr>
-      <w:r>
-        <w:rPr>
-          <w:sz w:val="22"/>
-          <w:szCs w:val="22"/>
-        </w:rPr>
-        <w:t xml:space="preserve">2.  Is 4 part of the graph of n &lt; 4?</w:t>
-      </w:r>
-    </w:p>
-    <w:p>
-      <w:pPr>
-        <w:spacing w:after="40" w:before="0"/>
-      </w:pPr>
-      <w:r>
-        <w:rPr>
-          <w:color w:val="5E6E7E"/>
-          <w:sz w:val="20"/>
-          <w:szCs w:val="20"/>
-        </w:rPr>
-        <w:t xml:space="preserve">     choices: Yes   /   No — 4 is not less than 4</w:t>
-      </w:r>
-    </w:p>
-    <w:p>
-      <w:pPr>
-        <w:spacing w:after="80" w:before="0"/>
-      </w:pPr>
-      <w:r>
-        <w:rPr>
-          <w:color w:val="BBBBBB"/>
-        </w:rPr>
-        <w:t xml:space="preserve">____________________________________________________</w:t>
+    <w:tbl>
+      <w:tblPr>
+        <w:tblW w:type="dxa" w:w="9360"/>
+        <w:tblBorders>
+          <w:top w:val="single" w:color="C7D2DD" w:sz="6"/>
+          <w:left w:val="single" w:color="C7D2DD" w:sz="6"/>
+          <w:bottom w:val="single" w:color="C7D2DD" w:sz="6"/>
+          <w:right w:val="single" w:color="C7D2DD" w:sz="6"/>
+          <w:insideH w:val="single" w:color="C7D2DD" w:sz="6"/>
+          <w:insideV w:val="single" w:color="C7D2DD" w:sz="6"/>
+        </w:tblBorders>
+      </w:tblPr>
+      <w:tblGrid>
+        <w:gridCol w:w="2800"/>
+        <w:gridCol w:w="3560"/>
+        <w:gridCol w:w="3000"/>
+      </w:tblGrid>
+      <w:tr>
+        <w:trPr>
+          <w:cantSplit/>
+          <w:tblHeader/>
+        </w:trPr>
+        <w:tc>
+          <w:tcPr>
+            <w:tcW w:type="dxa" w:w="2800"/>
+            <w:shd w:fill="EEF4F8" w:color="auto" w:val="clear"/>
+            <w:tcMar>
+              <w:top w:type="dxa" w:w="60"/>
+              <w:left w:type="dxa" w:w="100"/>
+              <w:bottom w:type="dxa" w:w="60"/>
+              <w:right w:type="dxa" w:w="100"/>
+            </w:tcMar>
+          </w:tcPr>
+          <w:p>
+            <w:pPr>
+              <w:spacing w:after="0" w:before="0"/>
+            </w:pPr>
+            <w:r>
+              <w:rPr>
+                <w:b/>
+                <w:bCs/>
+                <w:color w:val="0F2B3C"/>
+                <w:sz w:val="16"/>
+                <w:szCs w:val="16"/>
+              </w:rPr>
+              <w:t xml:space="preserve">CORE PROBLEM / GIVEN REPRESENTATION</w:t>
+            </w:r>
+          </w:p>
+        </w:tc>
+        <w:tc>
+          <w:tcPr>
+            <w:tcW w:type="dxa" w:w="3560"/>
+            <w:shd w:fill="EEF4F8" w:color="auto" w:val="clear"/>
+            <w:tcMar>
+              <w:top w:type="dxa" w:w="60"/>
+              <w:left w:type="dxa" w:w="100"/>
+              <w:bottom w:type="dxa" w:w="60"/>
+              <w:right w:type="dxa" w:w="100"/>
+            </w:tcMar>
+          </w:tcPr>
+          <w:p>
+            <w:pPr>
+              <w:spacing w:after="0" w:before="0"/>
+            </w:pPr>
+            <w:r>
+              <w:rPr>
+                <w:b/>
+                <w:bCs/>
+                <w:color w:val="0F2B3C"/>
+                <w:sz w:val="16"/>
+                <w:szCs w:val="16"/>
+              </w:rPr>
+              <w:t xml:space="preserve">WORKING SPACE / CALCULATION STEPS</w:t>
+            </w:r>
+          </w:p>
+        </w:tc>
+        <w:tc>
+          <w:tcPr>
+            <w:tcW w:type="dxa" w:w="3000"/>
+            <w:shd w:fill="FBF3E2" w:color="auto" w:val="clear"/>
+            <w:tcMar>
+              <w:top w:type="dxa" w:w="60"/>
+              <w:left w:type="dxa" w:w="100"/>
+              <w:bottom w:type="dxa" w:w="60"/>
+              <w:right w:type="dxa" w:w="100"/>
+            </w:tcMar>
+          </w:tcPr>
+          <w:p>
+            <w:pPr>
+              <w:spacing w:after="0" w:before="0"/>
+            </w:pPr>
+            <w:r>
+              <w:rPr>
+                <w:b/>
+                <w:bCs/>
+                <w:color w:val="7A5400"/>
+                <w:sz w:val="16"/>
+                <w:szCs w:val="16"/>
+              </w:rPr>
+              <w:t xml:space="preserve">EXPLAIN YOUR REASONING</w:t>
+            </w:r>
+          </w:p>
+        </w:tc>
+      </w:tr>
+      <w:tr>
+        <w:trPr>
+          <w:cantSplit/>
+        </w:trPr>
+        <w:tc>
+          <w:tcPr>
+            <w:tcW w:type="dxa" w:w="2800"/>
+            <w:tcMar>
+              <w:top w:type="dxa" w:w="80"/>
+              <w:left w:type="dxa" w:w="100"/>
+              <w:bottom w:type="dxa" w:w="80"/>
+              <w:right w:type="dxa" w:w="100"/>
+            </w:tcMar>
+            <w:vAlign w:val="top"/>
+          </w:tcPr>
+          <w:p>
+            <w:pPr>
+              <w:spacing w:after="40" w:before="0"/>
+            </w:pPr>
+            <w:r>
+              <w:rPr>
+                <w:b/>
+                <w:bCs/>
+                <w:color w:val="0F2B3C"/>
+                <w:sz w:val="20"/>
+                <w:szCs w:val="20"/>
+              </w:rPr>
+              <w:t xml:space="preserve">1.  Is 6 part of the graph of n &gt; 4?</w:t>
+            </w:r>
+          </w:p>
+          <w:p>
+            <w:pPr>
+              <w:spacing w:after="0" w:before="0"/>
+            </w:pPr>
+            <w:r>
+              <w:rPr>
+                <w:color w:val="5E6E7E"/>
+                <w:sz w:val="18"/>
+                <w:szCs w:val="18"/>
+              </w:rPr>
+              <w:t xml:space="preserve">Choices: Yes — 6 is greater than 4   /   No</w:t>
+            </w:r>
+          </w:p>
+        </w:tc>
+        <w:tc>
+          <w:tcPr>
+            <w:tcW w:type="dxa" w:w="3560"/>
+            <w:tcMar>
+              <w:top w:type="dxa" w:w="80"/>
+              <w:left w:type="dxa" w:w="100"/>
+              <w:bottom w:type="dxa" w:w="80"/>
+              <w:right w:type="dxa" w:w="100"/>
+            </w:tcMar>
+            <w:vAlign w:val="top"/>
+          </w:tcPr>
+          <w:p>
+            <w:pPr>
+              <w:spacing w:after="50" w:before="0"/>
+            </w:pPr>
+            <w:r>
+              <w:rPr>
+                <w:color w:val="BBBBBB"/>
+                <w:sz w:val="18"/>
+                <w:szCs w:val="18"/>
+              </w:rPr>
+              <w:t xml:space="preserve">____________________________</w:t>
+            </w:r>
+          </w:p>
+          <w:p>
+            <w:pPr>
+              <w:spacing w:after="50" w:before="0"/>
+            </w:pPr>
+            <w:r>
+              <w:rPr>
+                <w:color w:val="BBBBBB"/>
+                <w:sz w:val="18"/>
+                <w:szCs w:val="18"/>
+              </w:rPr>
+              <w:t xml:space="preserve">____________________________</w:t>
+            </w:r>
+          </w:p>
+          <w:p>
+            <w:pPr>
+              <w:spacing w:after="50" w:before="0"/>
+            </w:pPr>
+            <w:r>
+              <w:rPr>
+                <w:color w:val="BBBBBB"/>
+                <w:sz w:val="18"/>
+                <w:szCs w:val="18"/>
+              </w:rPr>
+              <w:t xml:space="preserve">____________________________</w:t>
+            </w:r>
+          </w:p>
+          <w:p>
+            <w:pPr>
+              <w:spacing w:after="50" w:before="0"/>
+            </w:pPr>
+            <w:r>
+              <w:rPr>
+                <w:color w:val="BBBBBB"/>
+                <w:sz w:val="18"/>
+                <w:szCs w:val="18"/>
+              </w:rPr>
+              <w:t xml:space="preserve">____________________________</w:t>
+            </w:r>
+          </w:p>
+        </w:tc>
+        <w:tc>
+          <w:tcPr>
+            <w:tcW w:type="dxa" w:w="3000"/>
+            <w:shd w:fill="FBF3E2" w:color="auto" w:val="clear"/>
+            <w:tcMar>
+              <w:top w:type="dxa" w:w="80"/>
+              <w:left w:type="dxa" w:w="100"/>
+              <w:bottom w:type="dxa" w:w="80"/>
+              <w:right w:type="dxa" w:w="100"/>
+            </w:tcMar>
+            <w:vAlign w:val="top"/>
+          </w:tcPr>
+          <w:p>
+            <w:pPr>
+              <w:spacing w:after="30" w:before="0"/>
+            </w:pPr>
+            <w:r>
+              <w:rPr>
+                <w:b/>
+                <w:bCs/>
+                <w:color w:val="0F2B3C"/>
+                <w:sz w:val="18"/>
+                <w:szCs w:val="18"/>
+              </w:rPr>
+              <w:t xml:space="preserve">Because... ________________</w:t>
+            </w:r>
+          </w:p>
+          <w:p>
+            <w:pPr>
+              <w:spacing w:after="50" w:before="0"/>
+            </w:pPr>
+            <w:r>
+              <w:rPr>
+                <w:color w:val="BBBBBB"/>
+                <w:sz w:val="18"/>
+                <w:szCs w:val="18"/>
+              </w:rPr>
+              <w:t xml:space="preserve">____________________________</w:t>
+            </w:r>
+          </w:p>
+          <w:p>
+            <w:pPr>
+              <w:spacing w:after="30" w:before="40"/>
+            </w:pPr>
+            <w:r>
+              <w:rPr>
+                <w:b/>
+                <w:bCs/>
+                <w:color w:val="1A6FB5"/>
+                <w:sz w:val="18"/>
+                <w:szCs w:val="18"/>
+              </w:rPr>
+              <w:t xml:space="preserve">Although... _______________</w:t>
+            </w:r>
+          </w:p>
+          <w:p>
+            <w:pPr>
+              <w:spacing w:after="50" w:before="0"/>
+            </w:pPr>
+            <w:r>
+              <w:rPr>
+                <w:color w:val="BBBBBB"/>
+                <w:sz w:val="18"/>
+                <w:szCs w:val="18"/>
+              </w:rPr>
+              <w:t xml:space="preserve">____________________________</w:t>
+            </w:r>
+          </w:p>
+          <w:p>
+            <w:pPr>
+              <w:spacing w:after="30" w:before="40"/>
+            </w:pPr>
+            <w:r>
+              <w:rPr>
+                <w:b/>
+                <w:bCs/>
+                <w:color w:val="7A5400"/>
+                <w:sz w:val="18"/>
+                <w:szCs w:val="18"/>
+              </w:rPr>
+              <w:t xml:space="preserve">Therefore... ______________</w:t>
+            </w:r>
+          </w:p>
+          <w:p>
+            <w:pPr>
+              <w:spacing w:after="50" w:before="0"/>
+            </w:pPr>
+            <w:r>
+              <w:rPr>
+                <w:color w:val="BBBBBB"/>
+                <w:sz w:val="18"/>
+                <w:szCs w:val="18"/>
+              </w:rPr>
+              <w:t xml:space="preserve">____________________________</w:t>
+            </w:r>
+          </w:p>
+        </w:tc>
+      </w:tr>
+    </w:tbl>
+    <w:p>
+      <w:pPr>
+        <w:spacing w:after="60" w:before="0"/>
+      </w:pPr>
+      <w:r>
+        <w:t xml:space="preserve"/>
+      </w:r>
+    </w:p>
+    <w:tbl>
+      <w:tblPr>
+        <w:tblW w:type="dxa" w:w="9360"/>
+        <w:tblBorders>
+          <w:top w:val="single" w:color="C7D2DD" w:sz="6"/>
+          <w:left w:val="single" w:color="C7D2DD" w:sz="6"/>
+          <w:bottom w:val="single" w:color="C7D2DD" w:sz="6"/>
+          <w:right w:val="single" w:color="C7D2DD" w:sz="6"/>
+          <w:insideH w:val="single" w:color="C7D2DD" w:sz="6"/>
+          <w:insideV w:val="single" w:color="C7D2DD" w:sz="6"/>
+        </w:tblBorders>
+      </w:tblPr>
+      <w:tblGrid>
+        <w:gridCol w:w="2800"/>
+        <w:gridCol w:w="3560"/>
+        <w:gridCol w:w="3000"/>
+      </w:tblGrid>
+      <w:tr>
+        <w:trPr>
+          <w:cantSplit/>
+          <w:tblHeader/>
+        </w:trPr>
+        <w:tc>
+          <w:tcPr>
+            <w:tcW w:type="dxa" w:w="2800"/>
+            <w:shd w:fill="EEF4F8" w:color="auto" w:val="clear"/>
+            <w:tcMar>
+              <w:top w:type="dxa" w:w="60"/>
+              <w:left w:type="dxa" w:w="100"/>
+              <w:bottom w:type="dxa" w:w="60"/>
+              <w:right w:type="dxa" w:w="100"/>
+            </w:tcMar>
+          </w:tcPr>
+          <w:p>
+            <w:pPr>
+              <w:spacing w:after="0" w:before="0"/>
+            </w:pPr>
+            <w:r>
+              <w:rPr>
+                <w:b/>
+                <w:bCs/>
+                <w:color w:val="0F2B3C"/>
+                <w:sz w:val="16"/>
+                <w:szCs w:val="16"/>
+              </w:rPr>
+              <w:t xml:space="preserve">CORE PROBLEM / GIVEN REPRESENTATION</w:t>
+            </w:r>
+          </w:p>
+        </w:tc>
+        <w:tc>
+          <w:tcPr>
+            <w:tcW w:type="dxa" w:w="3560"/>
+            <w:shd w:fill="EEF4F8" w:color="auto" w:val="clear"/>
+            <w:tcMar>
+              <w:top w:type="dxa" w:w="60"/>
+              <w:left w:type="dxa" w:w="100"/>
+              <w:bottom w:type="dxa" w:w="60"/>
+              <w:right w:type="dxa" w:w="100"/>
+            </w:tcMar>
+          </w:tcPr>
+          <w:p>
+            <w:pPr>
+              <w:spacing w:after="0" w:before="0"/>
+            </w:pPr>
+            <w:r>
+              <w:rPr>
+                <w:b/>
+                <w:bCs/>
+                <w:color w:val="0F2B3C"/>
+                <w:sz w:val="16"/>
+                <w:szCs w:val="16"/>
+              </w:rPr>
+              <w:t xml:space="preserve">WORKING SPACE / CALCULATION STEPS</w:t>
+            </w:r>
+          </w:p>
+        </w:tc>
+        <w:tc>
+          <w:tcPr>
+            <w:tcW w:type="dxa" w:w="3000"/>
+            <w:shd w:fill="FBF3E2" w:color="auto" w:val="clear"/>
+            <w:tcMar>
+              <w:top w:type="dxa" w:w="60"/>
+              <w:left w:type="dxa" w:w="100"/>
+              <w:bottom w:type="dxa" w:w="60"/>
+              <w:right w:type="dxa" w:w="100"/>
+            </w:tcMar>
+          </w:tcPr>
+          <w:p>
+            <w:pPr>
+              <w:spacing w:after="0" w:before="0"/>
+            </w:pPr>
+            <w:r>
+              <w:rPr>
+                <w:b/>
+                <w:bCs/>
+                <w:color w:val="7A5400"/>
+                <w:sz w:val="16"/>
+                <w:szCs w:val="16"/>
+              </w:rPr>
+              <w:t xml:space="preserve">EXPLAIN YOUR REASONING</w:t>
+            </w:r>
+          </w:p>
+        </w:tc>
+      </w:tr>
+      <w:tr>
+        <w:trPr>
+          <w:cantSplit/>
+        </w:trPr>
+        <w:tc>
+          <w:tcPr>
+            <w:tcW w:type="dxa" w:w="2800"/>
+            <w:tcMar>
+              <w:top w:type="dxa" w:w="80"/>
+              <w:left w:type="dxa" w:w="100"/>
+              <w:bottom w:type="dxa" w:w="80"/>
+              <w:right w:type="dxa" w:w="100"/>
+            </w:tcMar>
+            <w:vAlign w:val="top"/>
+          </w:tcPr>
+          <w:p>
+            <w:pPr>
+              <w:spacing w:after="40" w:before="0"/>
+            </w:pPr>
+            <w:r>
+              <w:rPr>
+                <w:b/>
+                <w:bCs/>
+                <w:color w:val="0F2B3C"/>
+                <w:sz w:val="20"/>
+                <w:szCs w:val="20"/>
+              </w:rPr>
+              <w:t xml:space="preserve">2.  Is 4 part of the graph of n &lt; 4?</w:t>
+            </w:r>
+          </w:p>
+          <w:p>
+            <w:pPr>
+              <w:spacing w:after="0" w:before="0"/>
+            </w:pPr>
+            <w:r>
+              <w:rPr>
+                <w:color w:val="5E6E7E"/>
+                <w:sz w:val="18"/>
+                <w:szCs w:val="18"/>
+              </w:rPr>
+              <w:t xml:space="preserve">Choices: Yes   /   No — 4 is not less than 4</w:t>
+            </w:r>
+          </w:p>
+        </w:tc>
+        <w:tc>
+          <w:tcPr>
+            <w:tcW w:type="dxa" w:w="3560"/>
+            <w:tcMar>
+              <w:top w:type="dxa" w:w="80"/>
+              <w:left w:type="dxa" w:w="100"/>
+              <w:bottom w:type="dxa" w:w="80"/>
+              <w:right w:type="dxa" w:w="100"/>
+            </w:tcMar>
+            <w:vAlign w:val="top"/>
+          </w:tcPr>
+          <w:p>
+            <w:pPr>
+              <w:spacing w:after="50" w:before="0"/>
+            </w:pPr>
+            <w:r>
+              <w:rPr>
+                <w:color w:val="BBBBBB"/>
+                <w:sz w:val="18"/>
+                <w:szCs w:val="18"/>
+              </w:rPr>
+              <w:t xml:space="preserve">____________________________</w:t>
+            </w:r>
+          </w:p>
+          <w:p>
+            <w:pPr>
+              <w:spacing w:after="50" w:before="0"/>
+            </w:pPr>
+            <w:r>
+              <w:rPr>
+                <w:color w:val="BBBBBB"/>
+                <w:sz w:val="18"/>
+                <w:szCs w:val="18"/>
+              </w:rPr>
+              <w:t xml:space="preserve">____________________________</w:t>
+            </w:r>
+          </w:p>
+          <w:p>
+            <w:pPr>
+              <w:spacing w:after="50" w:before="0"/>
+            </w:pPr>
+            <w:r>
+              <w:rPr>
+                <w:color w:val="BBBBBB"/>
+                <w:sz w:val="18"/>
+                <w:szCs w:val="18"/>
+              </w:rPr>
+              <w:t xml:space="preserve">____________________________</w:t>
+            </w:r>
+          </w:p>
+          <w:p>
+            <w:pPr>
+              <w:spacing w:after="50" w:before="0"/>
+            </w:pPr>
+            <w:r>
+              <w:rPr>
+                <w:color w:val="BBBBBB"/>
+                <w:sz w:val="18"/>
+                <w:szCs w:val="18"/>
+              </w:rPr>
+              <w:t xml:space="preserve">____________________________</w:t>
+            </w:r>
+          </w:p>
+        </w:tc>
+        <w:tc>
+          <w:tcPr>
+            <w:tcW w:type="dxa" w:w="3000"/>
+            <w:shd w:fill="FBF3E2" w:color="auto" w:val="clear"/>
+            <w:tcMar>
+              <w:top w:type="dxa" w:w="80"/>
+              <w:left w:type="dxa" w:w="100"/>
+              <w:bottom w:type="dxa" w:w="80"/>
+              <w:right w:type="dxa" w:w="100"/>
+            </w:tcMar>
+            <w:vAlign w:val="top"/>
+          </w:tcPr>
+          <w:p>
+            <w:pPr>
+              <w:spacing w:after="30" w:before="0"/>
+            </w:pPr>
+            <w:r>
+              <w:rPr>
+                <w:b/>
+                <w:bCs/>
+                <w:color w:val="0F2B3C"/>
+                <w:sz w:val="18"/>
+                <w:szCs w:val="18"/>
+              </w:rPr>
+              <w:t xml:space="preserve">Because... ________________</w:t>
+            </w:r>
+          </w:p>
+          <w:p>
+            <w:pPr>
+              <w:spacing w:after="50" w:before="0"/>
+            </w:pPr>
+            <w:r>
+              <w:rPr>
+                <w:color w:val="BBBBBB"/>
+                <w:sz w:val="18"/>
+                <w:szCs w:val="18"/>
+              </w:rPr>
+              <w:t xml:space="preserve">____________________________</w:t>
+            </w:r>
+          </w:p>
+          <w:p>
+            <w:pPr>
+              <w:spacing w:after="30" w:before="40"/>
+            </w:pPr>
+            <w:r>
+              <w:rPr>
+                <w:b/>
+                <w:bCs/>
+                <w:color w:val="1A6FB5"/>
+                <w:sz w:val="18"/>
+                <w:szCs w:val="18"/>
+              </w:rPr>
+              <w:t xml:space="preserve">Although... _______________</w:t>
+            </w:r>
+          </w:p>
+          <w:p>
+            <w:pPr>
+              <w:spacing w:after="50" w:before="0"/>
+            </w:pPr>
+            <w:r>
+              <w:rPr>
+                <w:color w:val="BBBBBB"/>
+                <w:sz w:val="18"/>
+                <w:szCs w:val="18"/>
+              </w:rPr>
+              <w:t xml:space="preserve">____________________________</w:t>
+            </w:r>
+          </w:p>
+          <w:p>
+            <w:pPr>
+              <w:spacing w:after="30" w:before="40"/>
+            </w:pPr>
+            <w:r>
+              <w:rPr>
+                <w:b/>
+                <w:bCs/>
+                <w:color w:val="7A5400"/>
+                <w:sz w:val="18"/>
+                <w:szCs w:val="18"/>
+              </w:rPr>
+              <w:t xml:space="preserve">Therefore... ______________</w:t>
+            </w:r>
+          </w:p>
+          <w:p>
+            <w:pPr>
+              <w:spacing w:after="50" w:before="0"/>
+            </w:pPr>
+            <w:r>
+              <w:rPr>
+                <w:color w:val="BBBBBB"/>
+                <w:sz w:val="18"/>
+                <w:szCs w:val="18"/>
+              </w:rPr>
+              <w:t xml:space="preserve">____________________________</w:t>
+            </w:r>
+          </w:p>
+        </w:tc>
+      </w:tr>
+    </w:tbl>
+    <w:p>
+      <w:pPr>
+        <w:spacing w:after="60" w:before="0"/>
+      </w:pPr>
+      <w:r>
+        <w:t xml:space="preserve"/>
       </w:r>
     </w:p>
     <w:p>
@@ -498,6 +3731,141 @@
         <w:t xml:space="preserve">____________________________________________________</w:t>
       </w:r>
     </w:p>
+    <w:tbl>
+      <w:tblPr>
+        <w:tblW w:type="dxa" w:w="9360"/>
+        <w:tblBorders>
+          <w:top w:val="single" w:color="C7D2DD" w:sz="6"/>
+          <w:left w:val="single" w:color="C7D2DD" w:sz="6"/>
+          <w:bottom w:val="single" w:color="C7D2DD" w:sz="6"/>
+          <w:right w:val="single" w:color="C7D2DD" w:sz="6"/>
+          <w:insideH w:val="single" w:color="C7D2DD" w:sz="6"/>
+          <w:insideV w:val="single" w:color="C7D2DD" w:sz="6"/>
+        </w:tblBorders>
+      </w:tblPr>
+      <w:tblGrid>
+        <w:gridCol w:w="3120"/>
+        <w:gridCol w:w="3120"/>
+        <w:gridCol w:w="3120"/>
+      </w:tblGrid>
+      <w:tr>
+        <w:trPr>
+          <w:cantSplit/>
+          <w:tblHeader/>
+        </w:trPr>
+        <w:tc>
+          <w:tcPr>
+            <w:tcW w:type="dxa" w:w="9360"/>
+            <w:gridSpan w:val="3"/>
+            <w:shd w:fill="EEF4F8" w:color="auto" w:val="clear"/>
+            <w:tcMar>
+              <w:top w:type="dxa" w:w="60"/>
+              <w:left w:type="dxa" w:w="100"/>
+              <w:bottom w:type="dxa" w:w="60"/>
+              <w:right w:type="dxa" w:w="100"/>
+            </w:tcMar>
+          </w:tcPr>
+          <w:p>
+            <w:pPr>
+              <w:spacing w:after="0" w:before="0"/>
+            </w:pPr>
+            <w:r>
+              <w:rPr>
+                <w:b/>
+                <w:bCs/>
+                <w:color w:val="0F2B3C"/>
+                <w:sz w:val="18"/>
+                <w:szCs w:val="18"/>
+              </w:rPr>
+              <w:t xml:space="preserve">EXIT CHECK · 3-POINT SELF-ASSESSMENT CHECKLIST</w:t>
+            </w:r>
+          </w:p>
+        </w:tc>
+      </w:tr>
+      <w:tr>
+        <w:trPr>
+          <w:cantSplit/>
+        </w:trPr>
+        <w:tc>
+          <w:tcPr>
+            <w:tcW w:type="dxa" w:w="3120"/>
+            <w:tcMar>
+              <w:top w:type="dxa" w:w="80"/>
+              <w:left w:type="dxa" w:w="100"/>
+              <w:bottom w:type="dxa" w:w="80"/>
+              <w:right w:type="dxa" w:w="100"/>
+            </w:tcMar>
+          </w:tcPr>
+          <w:p>
+            <w:pPr>
+              <w:spacing w:after="0" w:before="0"/>
+            </w:pPr>
+            <w:r>
+              <w:rPr>
+                <w:b/>
+                <w:bCs/>
+                <w:color w:val="0F2B3C"/>
+                <w:sz w:val="18"/>
+                <w:szCs w:val="18"/>
+              </w:rPr>
+              <w:t xml:space="preserve">☐ 1. Units &amp; Labels Verified</w:t>
+            </w:r>
+          </w:p>
+        </w:tc>
+        <w:tc>
+          <w:tcPr>
+            <w:tcW w:type="dxa" w:w="3120"/>
+            <w:tcMar>
+              <w:top w:type="dxa" w:w="80"/>
+              <w:left w:type="dxa" w:w="100"/>
+              <w:bottom w:type="dxa" w:w="80"/>
+              <w:right w:type="dxa" w:w="100"/>
+            </w:tcMar>
+          </w:tcPr>
+          <w:p>
+            <w:pPr>
+              <w:spacing w:after="0" w:before="0"/>
+            </w:pPr>
+            <w:r>
+              <w:rPr>
+                <w:b/>
+                <w:bCs/>
+                <w:color w:val="0F2B3C"/>
+                <w:sz w:val="18"/>
+                <w:szCs w:val="18"/>
+              </w:rPr>
+              <w:t xml:space="preserve">☐ 2. Reasoning Stated (Because / Although / Therefore)</w:t>
+            </w:r>
+          </w:p>
+        </w:tc>
+        <w:tc>
+          <w:tcPr>
+            <w:tcW w:type="dxa" w:w="3120"/>
+            <w:tcMar>
+              <w:top w:type="dxa" w:w="80"/>
+              <w:left w:type="dxa" w:w="100"/>
+              <w:bottom w:type="dxa" w:w="80"/>
+              <w:right w:type="dxa" w:w="100"/>
+            </w:tcMar>
+          </w:tcPr>
+          <w:p>
+            <w:pPr>
+              <w:spacing w:after="0" w:before="0"/>
+            </w:pPr>
+            <w:r>
+              <w:rPr>
+                <w:b/>
+                <w:bCs/>
+                <w:color w:val="0F2B3C"/>
+                <w:sz w:val="18"/>
+                <w:szCs w:val="18"/>
+              </w:rPr>
+              <w:t xml:space="preserve">☐ 3. Calculations Double-Checked</w:t>
+            </w:r>
+          </w:p>
+        </w:tc>
+      </w:tr>
+    </w:tbl>
     <w:p>
       <w:pPr>
         <w:spacing w:after="60" w:before="120"/>
